--- a/fuentes/32330007_CF02_CFA.docx
+++ b/fuentes/32330007_CF02_CFA.docx
@@ -205,7 +205,7 @@
               </wp:anchor>
             </w:drawing>
           </mc:Choice>
-          <mc:Fallback xmlns:w16sdtdh="http://schemas.microsoft.com/office/word/2020/wordml/sdtdatahash" xmlns:w16="http://schemas.microsoft.com/office/word/2018/wordml" xmlns:w16cex="http://schemas.microsoft.com/office/word/2018/wordml/cex" xmlns:oel="http://schemas.microsoft.com/office/2019/extlst">
+          <mc:Fallback xmlns:oel="http://schemas.microsoft.com/office/2019/extlst" xmlns:w16cex="http://schemas.microsoft.com/office/word/2018/wordml/cex" xmlns:w16="http://schemas.microsoft.com/office/word/2018/wordml" xmlns:w16sdtdh="http://schemas.microsoft.com/office/word/2020/wordml/sdtdatahash">
             <w:pict>
               <v:rect w14:anchorId="4C256C62" id="Rectángulo 3" o:spid="_x0000_s1026" alt="&quot;&quot;" style="position:absolute;margin-left:-55.95pt;margin-top:26.4pt;width:613.85pt;height:164.25pt;z-index:-251655168;visibility:visible;mso-wrap-style:square;mso-height-percent:0;mso-wrap-distance-left:9pt;mso-wrap-distance-top:0;mso-wrap-distance-right:9pt;mso-wrap-distance-bottom:0;mso-position-horizontal:absolute;mso-position-horizontal-relative:text;mso-position-vertical:absolute;mso-position-vertical-relative:text;mso-height-percent:0;mso-height-relative:margin;v-text-anchor:middle" o:gfxdata="UEsDBBQABgAIAAAAIQC2gziS/gAAAOEBAAATAAAAW0NvbnRlbnRfVHlwZXNdLnhtbJSRQU7DMBBF&#10;90jcwfIWJU67QAgl6YK0S0CoHGBkTxKLZGx5TGhvj5O2G0SRWNoz/78nu9wcxkFMGNg6quQqL6RA&#10;0s5Y6ir5vt9lD1JwBDIwOMJKHpHlpr69KfdHjyxSmriSfYz+USnWPY7AufNIadK6MEJMx9ApD/oD&#10;OlTrorhX2lFEilmcO2RdNtjC5xDF9pCuTyYBB5bi6bQ4syoJ3g9WQ0ymaiLzg5KdCXlKLjvcW893&#10;SUOqXwnz5DrgnHtJTxOsQfEKIT7DmDSUCaxw7Rqn8787ZsmRM9e2VmPeBN4uqYvTtW7jvijg9N/y&#10;JsXecLq0q+WD6m8AAAD//wMAUEsDBBQABgAIAAAAIQA4/SH/1gAAAJQBAAALAAAAX3JlbHMvLnJl&#10;bHOkkMFqwzAMhu+DvYPRfXGawxijTi+j0GvpHsDYimMaW0Yy2fr2M4PBMnrbUb/Q94l/f/hMi1qR&#10;JVI2sOt6UJgd+ZiDgffL8ekFlFSbvV0oo4EbChzGx4f9GRdb25HMsYhqlCwG5lrLq9biZkxWOiqY&#10;22YiTra2kYMu1l1tQD30/bPm3wwYN0x18gb45AdQl1tp5j/sFB2T0FQ7R0nTNEV3j6o9feQzro1i&#10;OWA14Fm+Q8a1a8+Bvu/d/dMb2JY5uiPbhG/ktn4cqGU/er3pcvwCAAD//wMAUEsDBBQABgAIAAAA&#10;IQDXSMK5gAIAAGAFAAAOAAAAZHJzL2Uyb0RvYy54bWysVE1v2zAMvQ/YfxB0X+1kydIEdYqgRYcB&#10;RVu0HXpWZCk2IIsapXzt14+SP9J1xQ7DclAk8fGRfCZ1cXloDNsp9DXYgo/Ocs6UlVDWdlPw7883&#10;n84580HYUhiwquBH5fnl8uOHi71bqDFUYEqFjEisX+xdwasQ3CLLvKxUI/wZOGXJqAEbEeiIm6xE&#10;sSf2xmTjPP+S7QFLhyCV93R73Rr5MvFrrWS419qrwEzBKbeQVkzrOq7Z8kIsNihcVcsuDfEPWTSi&#10;thR0oLoWQbAt1n9QNbVE8KDDmYQmA61rqVINVM0of1PNUyWcSrWQON4NMvn/Ryvvdk/uAUmGvfML&#10;T9tYxUFjE/8pP3ZIYh0HsdQhMEmXs9l8ej6fcibJNs7Pp/PZNMqZndwd+vBVQcPipuBIXyOJJHa3&#10;PrTQHhKjeTB1eVMbkw64WV8ZZDsRv1z+eTS57th/gxkbwRaiW8sYb7JTMWkXjkZFnLGPSrO6pPTH&#10;KZPUZ2qII6RUNoxaUyVK1Yaf5vTro8fOjB6p0kQYmTXFH7g7gh7ZkvTcbZYdPrqq1KaDc/63xFrn&#10;wSNFBhsG56a2gO8RGKqqi9zie5FaaaJKayiPD8gQ2iHxTt7U9N1uhQ8PAmkqaH5o0sM9LdrAvuDQ&#10;7TirAH++dx/x1Kxk5WxPU1Zw/2MrUHFmvllq4/loMoljmQ6T6WxMB3xtWb+22G1zBdQOI3pTnEzb&#10;iA+m32qE5oUehFWMSiZhJcUuuAzYH65CO/30pEi1WiUYjaIT4dY+ORnJo6qxL58PLwJd17yB+v4O&#10;+okUizc93GKjp4XVNoCuU4OfdO30pjFOjdM9OfGdeH1OqNPDuPwFAAD//wMAUEsDBBQABgAIAAAA&#10;IQDARUG43wAAAAwBAAAPAAAAZHJzL2Rvd25yZXYueG1sTI/BTsMwDIbvSLxDZCRuW5pNQ6PUndBE&#10;xQ1pgwPHrPHaisbpkmxr357sBDdb/vT7+4vNaHtxIR86xwhqnoEgrp3puEH4+qxmaxAhaja6d0wI&#10;EwXYlPd3hc6Nu/KOLvvYiBTCIdcIbYxDLmWoW7I6zN1AnG5H562OafWNNF5fU7jt5SLLnqTVHacP&#10;rR5o21L9sz9bhO+3Lb3v6PQxeT+pEx9Ntasi4uPD+PoCItIY/2C46Sd1KJPTwZ3ZBNEjzJRSz4lF&#10;WC1Shxuh1CpNB4TlWi1BloX8X6L8BQAA//8DAFBLAQItABQABgAIAAAAIQC2gziS/gAAAOEBAAAT&#10;AAAAAAAAAAAAAAAAAAAAAABbQ29udGVudF9UeXBlc10ueG1sUEsBAi0AFAAGAAgAAAAhADj9If/W&#10;AAAAlAEAAAsAAAAAAAAAAAAAAAAALwEAAF9yZWxzLy5yZWxzUEsBAi0AFAAGAAgAAAAhANdIwrmA&#10;AgAAYAUAAA4AAAAAAAAAAAAAAAAALgIAAGRycy9lMm9Eb2MueG1sUEsBAi0AFAAGAAgAAAAhAMBF&#10;QbjfAAAADAEAAA8AAAAAAAAAAAAAAAAA2gQAAGRycy9kb3ducmV2LnhtbFBLBQYAAAAABAAEAPMA&#10;AADmBQAAAAA=&#10;" fillcolor="#00314d" stroked="f" strokeweight="1pt"/>
             </w:pict>
@@ -450,7 +450,19 @@
         <w:rPr>
           <w:rStyle w:val="TablaCar"/>
         </w:rPr>
-        <w:t>Este componente aborda la valoración inicial del lesionado, el reconocimiento de signos vitales y la aplicación de intervenciones básicas de primeros auxilios. Incluye el manejo de heridas y hemorragias, la vía aérea, las lesiones osteomusculares y la inmovilización, el reconocimiento de eventos críticos y del shock, y la evaluación, la comunicación con el sistema de emergencias y la preparación para el traslado, con el fin de brindar una atención oportuna, segura y acorde con los protocolos establecidos.</w:t>
+        <w:t xml:space="preserve">Este componente aborda la valoración inicial del lesionado, el reconocimiento de signos vitales y la aplicación de intervenciones básicas de primeros auxilios. Incluye el manejo de heridas y hemorragias, la vía aérea, las lesiones osteomusculares y la inmovilización, el reconocimiento de eventos críticos y del </w:t>
+      </w:r>
+      <w:r>
+        <w:rPr>
+          <w:rStyle w:val="Extranjerismo"/>
+        </w:rPr>
+        <w:t>shock</w:t>
+      </w:r>
+      <w:r>
+        <w:rPr>
+          <w:rStyle w:val="TablaCar"/>
+        </w:rPr>
+        <w:t>, y la evaluación, la comunicación con el sistema de emergencias y la preparación para el traslado, con el fin de brindar una atención oportuna, segura y acorde con los protocolos establecidos.</w:t>
       </w:r>
     </w:p>
     <w:p>
@@ -538,6 +550,8 @@
             <w:t>ontenido</w:t>
           </w:r>
         </w:p>
+        <w:bookmarkStart w:id="0" w:name="_GoBack"/>
+        <w:bookmarkEnd w:id="0"/>
         <w:p>
           <w:pPr>
             <w:pStyle w:val="TDC1"/>
@@ -562,7 +576,7 @@
           <w:r>
             <w:fldChar w:fldCharType="separate"/>
           </w:r>
-          <w:hyperlink w:anchor="_Toc242171666" w:history="1">
+          <w:hyperlink w:anchor="_Toc243329828" w:history="1">
             <w:r>
               <w:rPr>
                 <w:rStyle w:val="Hipervnculo"/>
@@ -589,7 +603,7 @@
                 <w:noProof/>
                 <w:webHidden/>
               </w:rPr>
-              <w:instrText xml:space="preserve"> PAGEREF _Toc242171666 \h </w:instrText>
+              <w:instrText xml:space="preserve"> PAGEREF _Toc243329828 \h </w:instrText>
             </w:r>
             <w:r>
               <w:rPr>
@@ -635,7 +649,7 @@
               <w14:ligatures w14:val="none"/>
             </w:rPr>
           </w:pPr>
-          <w:hyperlink w:anchor="_Toc242171667" w:history="1">
+          <w:hyperlink w:anchor="_Toc243329829" w:history="1">
             <w:r>
               <w:rPr>
                 <w:rStyle w:val="Hipervnculo"/>
@@ -662,7 +676,7 @@
                 <w:noProof/>
                 <w:webHidden/>
               </w:rPr>
-              <w:instrText xml:space="preserve"> PAGEREF _Toc242171667 \h </w:instrText>
+              <w:instrText xml:space="preserve"> PAGEREF _Toc243329829 \h </w:instrText>
             </w:r>
             <w:r>
               <w:rPr>
@@ -708,7 +722,7 @@
               <w14:ligatures w14:val="none"/>
             </w:rPr>
           </w:pPr>
-          <w:hyperlink w:anchor="_Toc242171668" w:history="1">
+          <w:hyperlink w:anchor="_Toc243329830" w:history="1">
             <w:r>
               <w:rPr>
                 <w:rStyle w:val="Hipervnculo"/>
@@ -735,7 +749,7 @@
                 <w:noProof/>
                 <w:webHidden/>
               </w:rPr>
-              <w:instrText xml:space="preserve"> PAGEREF _Toc242171668 \h </w:instrText>
+              <w:instrText xml:space="preserve"> PAGEREF _Toc243329830 \h </w:instrText>
             </w:r>
             <w:r>
               <w:rPr>
@@ -781,7 +795,7 @@
               <w14:ligatures w14:val="none"/>
             </w:rPr>
           </w:pPr>
-          <w:hyperlink w:anchor="_Toc242171669" w:history="1">
+          <w:hyperlink w:anchor="_Toc243329831" w:history="1">
             <w:r>
               <w:rPr>
                 <w:rStyle w:val="Hipervnculo"/>
@@ -808,7 +822,7 @@
                 <w:noProof/>
                 <w:webHidden/>
               </w:rPr>
-              <w:instrText xml:space="preserve"> PAGEREF _Toc242171669 \h </w:instrText>
+              <w:instrText xml:space="preserve"> PAGEREF _Toc243329831 \h </w:instrText>
             </w:r>
             <w:r>
               <w:rPr>
@@ -854,7 +868,7 @@
               <w14:ligatures w14:val="none"/>
             </w:rPr>
           </w:pPr>
-          <w:hyperlink w:anchor="_Toc242171670" w:history="1">
+          <w:hyperlink w:anchor="_Toc243329832" w:history="1">
             <w:r>
               <w:rPr>
                 <w:rStyle w:val="Hipervnculo"/>
@@ -881,7 +895,7 @@
                 <w:noProof/>
                 <w:webHidden/>
               </w:rPr>
-              <w:instrText xml:space="preserve"> PAGEREF _Toc242171670 \h </w:instrText>
+              <w:instrText xml:space="preserve"> PAGEREF _Toc243329832 \h </w:instrText>
             </w:r>
             <w:r>
               <w:rPr>
@@ -927,7 +941,7 @@
               <w14:ligatures w14:val="none"/>
             </w:rPr>
           </w:pPr>
-          <w:hyperlink w:anchor="_Toc242171671" w:history="1">
+          <w:hyperlink w:anchor="_Toc243329833" w:history="1">
             <w:r>
               <w:rPr>
                 <w:rStyle w:val="Hipervnculo"/>
@@ -954,7 +968,7 @@
                 <w:noProof/>
                 <w:webHidden/>
               </w:rPr>
-              <w:instrText xml:space="preserve"> PAGEREF _Toc242171671 \h </w:instrText>
+              <w:instrText xml:space="preserve"> PAGEREF _Toc243329833 \h </w:instrText>
             </w:r>
             <w:r>
               <w:rPr>
@@ -1000,7 +1014,7 @@
               <w14:ligatures w14:val="none"/>
             </w:rPr>
           </w:pPr>
-          <w:hyperlink w:anchor="_Toc242171672" w:history="1">
+          <w:hyperlink w:anchor="_Toc243329834" w:history="1">
             <w:r>
               <w:rPr>
                 <w:rStyle w:val="Hipervnculo"/>
@@ -1027,7 +1041,7 @@
                 <w:noProof/>
                 <w:webHidden/>
               </w:rPr>
-              <w:instrText xml:space="preserve"> PAGEREF _Toc242171672 \h </w:instrText>
+              <w:instrText xml:space="preserve"> PAGEREF _Toc243329834 \h </w:instrText>
             </w:r>
             <w:r>
               <w:rPr>
@@ -1073,7 +1087,7 @@
               <w14:ligatures w14:val="none"/>
             </w:rPr>
           </w:pPr>
-          <w:hyperlink w:anchor="_Toc242171673" w:history="1">
+          <w:hyperlink w:anchor="_Toc243329835" w:history="1">
             <w:r>
               <w:rPr>
                 <w:rStyle w:val="Hipervnculo"/>
@@ -1100,7 +1114,7 @@
                 <w:noProof/>
                 <w:webHidden/>
               </w:rPr>
-              <w:instrText xml:space="preserve"> PAGEREF _Toc242171673 \h </w:instrText>
+              <w:instrText xml:space="preserve"> PAGEREF _Toc243329835 \h </w:instrText>
             </w:r>
             <w:r>
               <w:rPr>
@@ -1146,7 +1160,7 @@
               <w14:ligatures w14:val="none"/>
             </w:rPr>
           </w:pPr>
-          <w:hyperlink w:anchor="_Toc242171674" w:history="1">
+          <w:hyperlink w:anchor="_Toc243329836" w:history="1">
             <w:r>
               <w:rPr>
                 <w:rStyle w:val="Hipervnculo"/>
@@ -1173,7 +1187,7 @@
                 <w:noProof/>
                 <w:webHidden/>
               </w:rPr>
-              <w:instrText xml:space="preserve"> PAGEREF _Toc242171674 \h </w:instrText>
+              <w:instrText xml:space="preserve"> PAGEREF _Toc243329836 \h </w:instrText>
             </w:r>
             <w:r>
               <w:rPr>
@@ -1219,7 +1233,7 @@
               <w14:ligatures w14:val="none"/>
             </w:rPr>
           </w:pPr>
-          <w:hyperlink w:anchor="_Toc242171675" w:history="1">
+          <w:hyperlink w:anchor="_Toc243329837" w:history="1">
             <w:r>
               <w:rPr>
                 <w:rStyle w:val="Hipervnculo"/>
@@ -1246,7 +1260,7 @@
                 <w:noProof/>
                 <w:webHidden/>
               </w:rPr>
-              <w:instrText xml:space="preserve"> PAGEREF _Toc242171675 \h </w:instrText>
+              <w:instrText xml:space="preserve"> PAGEREF _Toc243329837 \h </w:instrText>
             </w:r>
             <w:r>
               <w:rPr>
@@ -1292,7 +1306,7 @@
               <w14:ligatures w14:val="none"/>
             </w:rPr>
           </w:pPr>
-          <w:hyperlink w:anchor="_Toc242171676" w:history="1">
+          <w:hyperlink w:anchor="_Toc243329838" w:history="1">
             <w:r>
               <w:rPr>
                 <w:rStyle w:val="Hipervnculo"/>
@@ -1319,7 +1333,7 @@
                 <w:noProof/>
                 <w:webHidden/>
               </w:rPr>
-              <w:instrText xml:space="preserve"> PAGEREF _Toc242171676 \h </w:instrText>
+              <w:instrText xml:space="preserve"> PAGEREF _Toc243329838 \h </w:instrText>
             </w:r>
             <w:r>
               <w:rPr>
@@ -1365,7 +1379,7 @@
               <w14:ligatures w14:val="none"/>
             </w:rPr>
           </w:pPr>
-          <w:hyperlink w:anchor="_Toc242171677" w:history="1">
+          <w:hyperlink w:anchor="_Toc243329839" w:history="1">
             <w:r>
               <w:rPr>
                 <w:rStyle w:val="Hipervnculo"/>
@@ -1392,7 +1406,7 @@
                 <w:noProof/>
                 <w:webHidden/>
               </w:rPr>
-              <w:instrText xml:space="preserve"> PAGEREF _Toc242171677 \h </w:instrText>
+              <w:instrText xml:space="preserve"> PAGEREF _Toc243329839 \h </w:instrText>
             </w:r>
             <w:r>
               <w:rPr>
@@ -1438,7 +1452,7 @@
               <w14:ligatures w14:val="none"/>
             </w:rPr>
           </w:pPr>
-          <w:hyperlink w:anchor="_Toc242171678" w:history="1">
+          <w:hyperlink w:anchor="_Toc243329840" w:history="1">
             <w:r>
               <w:rPr>
                 <w:rStyle w:val="Hipervnculo"/>
@@ -1465,7 +1479,7 @@
                 <w:noProof/>
                 <w:webHidden/>
               </w:rPr>
-              <w:instrText xml:space="preserve"> PAGEREF _Toc242171678 \h </w:instrText>
+              <w:instrText xml:space="preserve"> PAGEREF _Toc243329840 \h </w:instrText>
             </w:r>
             <w:r>
               <w:rPr>
@@ -1511,7 +1525,7 @@
               <w14:ligatures w14:val="none"/>
             </w:rPr>
           </w:pPr>
-          <w:hyperlink w:anchor="_Toc242171679" w:history="1">
+          <w:hyperlink w:anchor="_Toc243329841" w:history="1">
             <w:r>
               <w:rPr>
                 <w:rStyle w:val="Hipervnculo"/>
@@ -1538,7 +1552,7 @@
                 <w:noProof/>
                 <w:webHidden/>
               </w:rPr>
-              <w:instrText xml:space="preserve"> PAGEREF _Toc242171679 \h </w:instrText>
+              <w:instrText xml:space="preserve"> PAGEREF _Toc243329841 \h </w:instrText>
             </w:r>
             <w:r>
               <w:rPr>
@@ -1584,7 +1598,7 @@
               <w14:ligatures w14:val="none"/>
             </w:rPr>
           </w:pPr>
-          <w:hyperlink w:anchor="_Toc242171680" w:history="1">
+          <w:hyperlink w:anchor="_Toc243329842" w:history="1">
             <w:r>
               <w:rPr>
                 <w:rStyle w:val="Hipervnculo"/>
@@ -1611,7 +1625,7 @@
                 <w:noProof/>
                 <w:webHidden/>
               </w:rPr>
-              <w:instrText xml:space="preserve"> PAGEREF _Toc242171680 \h </w:instrText>
+              <w:instrText xml:space="preserve"> PAGEREF _Toc243329842 \h </w:instrText>
             </w:r>
             <w:r>
               <w:rPr>
@@ -1657,7 +1671,7 @@
               <w14:ligatures w14:val="none"/>
             </w:rPr>
           </w:pPr>
-          <w:hyperlink w:anchor="_Toc242171681" w:history="1">
+          <w:hyperlink w:anchor="_Toc243329843" w:history="1">
             <w:r>
               <w:rPr>
                 <w:rStyle w:val="Hipervnculo"/>
@@ -1684,7 +1698,7 @@
                 <w:noProof/>
                 <w:webHidden/>
               </w:rPr>
-              <w:instrText xml:space="preserve"> PAGEREF _Toc242171681 \h </w:instrText>
+              <w:instrText xml:space="preserve"> PAGEREF _Toc243329843 \h </w:instrText>
             </w:r>
             <w:r>
               <w:rPr>
@@ -1730,7 +1744,7 @@
               <w14:ligatures w14:val="none"/>
             </w:rPr>
           </w:pPr>
-          <w:hyperlink w:anchor="_Toc242171682" w:history="1">
+          <w:hyperlink w:anchor="_Toc243329844" w:history="1">
             <w:r>
               <w:rPr>
                 <w:rStyle w:val="Hipervnculo"/>
@@ -1757,7 +1771,7 @@
                 <w:noProof/>
                 <w:webHidden/>
               </w:rPr>
-              <w:instrText xml:space="preserve"> PAGEREF _Toc242171682 \h </w:instrText>
+              <w:instrText xml:space="preserve"> PAGEREF _Toc243329844 \h </w:instrText>
             </w:r>
             <w:r>
               <w:rPr>
@@ -1803,7 +1817,7 @@
               <w14:ligatures w14:val="none"/>
             </w:rPr>
           </w:pPr>
-          <w:hyperlink w:anchor="_Toc242171683" w:history="1">
+          <w:hyperlink w:anchor="_Toc243329845" w:history="1">
             <w:r>
               <w:rPr>
                 <w:rStyle w:val="Hipervnculo"/>
@@ -1830,7 +1844,7 @@
                 <w:noProof/>
                 <w:webHidden/>
               </w:rPr>
-              <w:instrText xml:space="preserve"> PAGEREF _Toc242171683 \h </w:instrText>
+              <w:instrText xml:space="preserve"> PAGEREF _Toc243329845 \h </w:instrText>
             </w:r>
             <w:r>
               <w:rPr>
@@ -1876,7 +1890,7 @@
               <w14:ligatures w14:val="none"/>
             </w:rPr>
           </w:pPr>
-          <w:hyperlink w:anchor="_Toc242171684" w:history="1">
+          <w:hyperlink w:anchor="_Toc243329846" w:history="1">
             <w:r>
               <w:rPr>
                 <w:rStyle w:val="Hipervnculo"/>
@@ -1903,7 +1917,7 @@
                 <w:noProof/>
                 <w:webHidden/>
               </w:rPr>
-              <w:instrText xml:space="preserve"> PAGEREF _Toc242171684 \h </w:instrText>
+              <w:instrText xml:space="preserve"> PAGEREF _Toc243329846 \h </w:instrText>
             </w:r>
             <w:r>
               <w:rPr>
@@ -1949,7 +1963,7 @@
               <w14:ligatures w14:val="none"/>
             </w:rPr>
           </w:pPr>
-          <w:hyperlink w:anchor="_Toc242171685" w:history="1">
+          <w:hyperlink w:anchor="_Toc243329847" w:history="1">
             <w:r>
               <w:rPr>
                 <w:rStyle w:val="Hipervnculo"/>
@@ -1976,7 +1990,7 @@
                 <w:noProof/>
                 <w:webHidden/>
               </w:rPr>
-              <w:instrText xml:space="preserve"> PAGEREF _Toc242171685 \h </w:instrText>
+              <w:instrText xml:space="preserve"> PAGEREF _Toc243329847 \h </w:instrText>
             </w:r>
             <w:r>
               <w:rPr>
@@ -2022,7 +2036,7 @@
               <w14:ligatures w14:val="none"/>
             </w:rPr>
           </w:pPr>
-          <w:hyperlink w:anchor="_Toc242171686" w:history="1">
+          <w:hyperlink w:anchor="_Toc243329848" w:history="1">
             <w:r>
               <w:rPr>
                 <w:rStyle w:val="Hipervnculo"/>
@@ -2049,7 +2063,7 @@
                 <w:noProof/>
                 <w:webHidden/>
               </w:rPr>
-              <w:instrText xml:space="preserve"> PAGEREF _Toc242171686 \h </w:instrText>
+              <w:instrText xml:space="preserve"> PAGEREF _Toc243329848 \h </w:instrText>
             </w:r>
             <w:r>
               <w:rPr>
@@ -2095,7 +2109,7 @@
               <w14:ligatures w14:val="none"/>
             </w:rPr>
           </w:pPr>
-          <w:hyperlink w:anchor="_Toc242171687" w:history="1">
+          <w:hyperlink w:anchor="_Toc243329849" w:history="1">
             <w:r>
               <w:rPr>
                 <w:rStyle w:val="Hipervnculo"/>
@@ -2122,7 +2136,7 @@
                 <w:noProof/>
                 <w:webHidden/>
               </w:rPr>
-              <w:instrText xml:space="preserve"> PAGEREF _Toc242171687 \h </w:instrText>
+              <w:instrText xml:space="preserve"> PAGEREF _Toc243329849 \h </w:instrText>
             </w:r>
             <w:r>
               <w:rPr>
@@ -2168,7 +2182,7 @@
               <w14:ligatures w14:val="none"/>
             </w:rPr>
           </w:pPr>
-          <w:hyperlink w:anchor="_Toc242171688" w:history="1">
+          <w:hyperlink w:anchor="_Toc243329850" w:history="1">
             <w:r>
               <w:rPr>
                 <w:rStyle w:val="Hipervnculo"/>
@@ -2195,7 +2209,7 @@
                 <w:noProof/>
                 <w:webHidden/>
               </w:rPr>
-              <w:instrText xml:space="preserve"> PAGEREF _Toc242171688 \h </w:instrText>
+              <w:instrText xml:space="preserve"> PAGEREF _Toc243329850 \h </w:instrText>
             </w:r>
             <w:r>
               <w:rPr>
@@ -2241,7 +2255,7 @@
               <w14:ligatures w14:val="none"/>
             </w:rPr>
           </w:pPr>
-          <w:hyperlink w:anchor="_Toc242171689" w:history="1">
+          <w:hyperlink w:anchor="_Toc243329851" w:history="1">
             <w:r>
               <w:rPr>
                 <w:rStyle w:val="Hipervnculo"/>
@@ -2268,7 +2282,7 @@
                 <w:noProof/>
                 <w:webHidden/>
               </w:rPr>
-              <w:instrText xml:space="preserve"> PAGEREF _Toc242171689 \h </w:instrText>
+              <w:instrText xml:space="preserve"> PAGEREF _Toc243329851 \h </w:instrText>
             </w:r>
             <w:r>
               <w:rPr>
@@ -2314,7 +2328,7 @@
               <w14:ligatures w14:val="none"/>
             </w:rPr>
           </w:pPr>
-          <w:hyperlink w:anchor="_Toc242171690" w:history="1">
+          <w:hyperlink w:anchor="_Toc243329852" w:history="1">
             <w:r>
               <w:rPr>
                 <w:rStyle w:val="Hipervnculo"/>
@@ -2341,7 +2355,7 @@
                 <w:noProof/>
                 <w:webHidden/>
               </w:rPr>
-              <w:instrText xml:space="preserve"> PAGEREF _Toc242171690 \h </w:instrText>
+              <w:instrText xml:space="preserve"> PAGEREF _Toc243329852 \h </w:instrText>
             </w:r>
             <w:r>
               <w:rPr>
@@ -2387,7 +2401,7 @@
               <w14:ligatures w14:val="none"/>
             </w:rPr>
           </w:pPr>
-          <w:hyperlink w:anchor="_Toc242171691" w:history="1">
+          <w:hyperlink w:anchor="_Toc243329853" w:history="1">
             <w:r>
               <w:rPr>
                 <w:rStyle w:val="Hipervnculo"/>
@@ -2414,7 +2428,7 @@
                 <w:noProof/>
                 <w:webHidden/>
               </w:rPr>
-              <w:instrText xml:space="preserve"> PAGEREF _Toc242171691 \h </w:instrText>
+              <w:instrText xml:space="preserve"> PAGEREF _Toc243329853 \h </w:instrText>
             </w:r>
             <w:r>
               <w:rPr>
@@ -2460,7 +2474,7 @@
               <w14:ligatures w14:val="none"/>
             </w:rPr>
           </w:pPr>
-          <w:hyperlink w:anchor="_Toc242171692" w:history="1">
+          <w:hyperlink w:anchor="_Toc243329854" w:history="1">
             <w:r>
               <w:rPr>
                 <w:rStyle w:val="Hipervnculo"/>
@@ -2487,7 +2501,7 @@
                 <w:noProof/>
                 <w:webHidden/>
               </w:rPr>
-              <w:instrText xml:space="preserve"> PAGEREF _Toc242171692 \h </w:instrText>
+              <w:instrText xml:space="preserve"> PAGEREF _Toc243329854 \h </w:instrText>
             </w:r>
             <w:r>
               <w:rPr>
@@ -2533,7 +2547,7 @@
               <w14:ligatures w14:val="none"/>
             </w:rPr>
           </w:pPr>
-          <w:hyperlink w:anchor="_Toc242171693" w:history="1">
+          <w:hyperlink w:anchor="_Toc243329855" w:history="1">
             <w:r>
               <w:rPr>
                 <w:rStyle w:val="Hipervnculo"/>
@@ -2575,7 +2589,7 @@
                 <w:noProof/>
                 <w:webHidden/>
               </w:rPr>
-              <w:instrText xml:space="preserve"> PAGEREF _Toc242171693 \h </w:instrText>
+              <w:instrText xml:space="preserve"> PAGEREF _Toc243329855 \h </w:instrText>
             </w:r>
             <w:r>
               <w:rPr>
@@ -2621,7 +2635,7 @@
               <w14:ligatures w14:val="none"/>
             </w:rPr>
           </w:pPr>
-          <w:hyperlink w:anchor="_Toc242171694" w:history="1">
+          <w:hyperlink w:anchor="_Toc243329856" w:history="1">
             <w:r>
               <w:rPr>
                 <w:rStyle w:val="Hipervnculo"/>
@@ -2648,7 +2662,7 @@
                 <w:noProof/>
                 <w:webHidden/>
               </w:rPr>
-              <w:instrText xml:space="preserve"> PAGEREF _Toc242171694 \h </w:instrText>
+              <w:instrText xml:space="preserve"> PAGEREF _Toc243329856 \h </w:instrText>
             </w:r>
             <w:r>
               <w:rPr>
@@ -2694,7 +2708,7 @@
               <w14:ligatures w14:val="none"/>
             </w:rPr>
           </w:pPr>
-          <w:hyperlink w:anchor="_Toc242171695" w:history="1">
+          <w:hyperlink w:anchor="_Toc243329857" w:history="1">
             <w:r>
               <w:rPr>
                 <w:rStyle w:val="Hipervnculo"/>
@@ -2721,7 +2735,7 @@
                 <w:noProof/>
                 <w:webHidden/>
               </w:rPr>
-              <w:instrText xml:space="preserve"> PAGEREF _Toc242171695 \h </w:instrText>
+              <w:instrText xml:space="preserve"> PAGEREF _Toc243329857 \h </w:instrText>
             </w:r>
             <w:r>
               <w:rPr>
@@ -2767,7 +2781,7 @@
               <w14:ligatures w14:val="none"/>
             </w:rPr>
           </w:pPr>
-          <w:hyperlink w:anchor="_Toc242171696" w:history="1">
+          <w:hyperlink w:anchor="_Toc243329858" w:history="1">
             <w:r>
               <w:rPr>
                 <w:rStyle w:val="Hipervnculo"/>
@@ -2794,7 +2808,7 @@
                 <w:noProof/>
                 <w:webHidden/>
               </w:rPr>
-              <w:instrText xml:space="preserve"> PAGEREF _Toc242171696 \h </w:instrText>
+              <w:instrText xml:space="preserve"> PAGEREF _Toc243329858 \h </w:instrText>
             </w:r>
             <w:r>
               <w:rPr>
@@ -2840,7 +2854,7 @@
               <w14:ligatures w14:val="none"/>
             </w:rPr>
           </w:pPr>
-          <w:hyperlink w:anchor="_Toc242171697" w:history="1">
+          <w:hyperlink w:anchor="_Toc243329859" w:history="1">
             <w:r>
               <w:rPr>
                 <w:rStyle w:val="Hipervnculo"/>
@@ -2867,7 +2881,7 @@
                 <w:noProof/>
                 <w:webHidden/>
               </w:rPr>
-              <w:instrText xml:space="preserve"> PAGEREF _Toc242171697 \h </w:instrText>
+              <w:instrText xml:space="preserve"> PAGEREF _Toc243329859 \h </w:instrText>
             </w:r>
             <w:r>
               <w:rPr>
@@ -2915,12 +2929,12 @@
       <w:pPr>
         <w:pStyle w:val="Titulosgenerales"/>
       </w:pPr>
-      <w:bookmarkStart w:id="0" w:name="_Toc242171666"/>
+      <w:bookmarkStart w:id="1" w:name="_Toc243329828"/>
       <w:r>
         <w:lastRenderedPageBreak/>
         <w:t>Introducción</w:t>
       </w:r>
-      <w:bookmarkEnd w:id="0"/>
+      <w:bookmarkEnd w:id="1"/>
     </w:p>
     <w:p>
       <w:r>
@@ -2929,7 +2943,16 @@
     </w:p>
     <w:p>
       <w:r>
-        <w:t>El desarrollo de contenidos aborda el reconocimiento de los signos vitales, la valoración inicial del paciente y la ejecución de intervenciones básicas orientadas a estabilizar la condición de la persona afectada. También integra el manejo de situaciones frecuentes en emergencias, como hemorragias, alteraciones de la vía aérea, lesiones osteomusculares y estados de shock, permitiendo una actuación estructurada frente a diferentes escenarios.</w:t>
+        <w:t xml:space="preserve">El desarrollo de contenidos aborda el reconocimiento de los signos vitales, la valoración inicial del paciente y la ejecución de intervenciones básicas orientadas a estabilizar la condición de la persona afectada. También integra el manejo de situaciones frecuentes en emergencias, como hemorragias, alteraciones de la vía aérea, lesiones osteomusculares y estados de </w:t>
+      </w:r>
+      <w:r>
+        <w:rPr>
+          <w:rStyle w:val="Extranjerismo"/>
+        </w:rPr>
+        <w:t>shock</w:t>
+      </w:r>
+      <w:r>
+        <w:t>, permitiendo una actuación estructurada frente a diferentes escenarios.</w:t>
       </w:r>
     </w:p>
     <w:p>
@@ -3150,7 +3173,16 @@
           </w:p>
           <w:p>
             <w:r>
-              <w:t>También se aprende a reconocer lo que no da espera, como una convulsión, un infarto, un accidente cerebrovascular, una intoxicación o un ahogamiento. Y a sostener la atención hasta el final, con la evaluación continua, la llamada a la línea 123, la preparación del traslado y las señales del shock.</w:t>
+              <w:t xml:space="preserve">También se aprende a reconocer lo que no da espera, como una convulsión, un infarto, un accidente cerebrovascular, una intoxicación o un ahogamiento. Y a sostener la atención hasta el final, con la evaluación continua, la llamada a la línea 123, la preparación del traslado y las señales del </w:t>
+            </w:r>
+            <w:r>
+              <w:rPr>
+                <w:rStyle w:val="Extranjerismo"/>
+              </w:rPr>
+              <w:t>shock</w:t>
+            </w:r>
+            <w:r>
+              <w:t>.</w:t>
             </w:r>
           </w:p>
           <w:p>
@@ -3175,12 +3207,12 @@
       <w:pPr>
         <w:pStyle w:val="Ttulo1"/>
       </w:pPr>
-      <w:bookmarkStart w:id="1" w:name="_Toc242171667"/>
+      <w:bookmarkStart w:id="2" w:name="_Toc243329829"/>
       <w:r>
         <w:lastRenderedPageBreak/>
         <w:t>Signos vitales y valoración inicial del lesionado</w:t>
       </w:r>
-      <w:bookmarkEnd w:id="1"/>
+      <w:bookmarkEnd w:id="2"/>
     </w:p>
     <w:p>
       <w:pPr>
@@ -3390,24 +3422,36 @@
       <w:pPr>
         <w:pStyle w:val="Ttulo2"/>
       </w:pPr>
-      <w:bookmarkStart w:id="2" w:name="_Toc242171668"/>
+      <w:bookmarkStart w:id="3" w:name="_Toc243329830"/>
       <w:r>
         <w:lastRenderedPageBreak/>
         <w:t>Pulso y respiración</w:t>
       </w:r>
-      <w:bookmarkEnd w:id="2"/>
-    </w:p>
-    <w:p>
-      <w:pPr>
-        <w:rPr>
-          <w:lang w:val="es-419" w:eastAsia="es-CO"/>
-        </w:rPr>
-      </w:pPr>
-      <w:r>
-        <w:rPr>
-          <w:lang w:val="es-419" w:eastAsia="es-CO"/>
-        </w:rPr>
-        <w:t xml:space="preserve">Basta poner dos dedos sobre la muñeca o el cuello para obtener el primer dato objetivo de la atención. Ese latido, llamado pulso, informa sobre la actividad cardíaca y el estado de la circulación sanguínea, de modo que su valoración revela con rapidez la perfusión de los tejidos y posibles alteraciones hemodinámicas. En la atención inicial, su evaluación es clave para reconocer condiciones que pueden comprometer la vida, como hemorragias, shock o fallas cardiovasculares (American Heart </w:t>
+      <w:bookmarkEnd w:id="3"/>
+    </w:p>
+    <w:p>
+      <w:pPr>
+        <w:rPr>
+          <w:lang w:val="es-419" w:eastAsia="es-CO"/>
+        </w:rPr>
+      </w:pPr>
+      <w:r>
+        <w:rPr>
+          <w:lang w:val="es-419" w:eastAsia="es-CO"/>
+        </w:rPr>
+        <w:t xml:space="preserve">Basta poner dos dedos sobre la muñeca o el cuello para obtener el primer dato objetivo de la atención. Ese latido, llamado pulso, informa sobre la actividad cardíaca y el estado de la circulación sanguínea, de modo que su valoración revela con rapidez la perfusión de los tejidos y posibles alteraciones hemodinámicas. En la atención inicial, su evaluación es clave para reconocer condiciones que pueden comprometer la vida, como hemorragias, </w:t>
+      </w:r>
+      <w:r>
+        <w:rPr>
+          <w:rStyle w:val="Extranjerismo"/>
+        </w:rPr>
+        <w:t>shock</w:t>
+      </w:r>
+      <w:r>
+        <w:rPr>
+          <w:lang w:val="es-419" w:eastAsia="es-CO"/>
+        </w:rPr>
+        <w:t xml:space="preserve"> o fallas cardiovasculares (American Heart </w:t>
       </w:r>
       <w:proofErr w:type="spellStart"/>
       <w:r>
@@ -3447,7 +3491,19 @@
         <w:rPr>
           <w:lang w:val="es-419" w:eastAsia="es-CO"/>
         </w:rPr>
-        <w:t>Durante la evaluación, el pulso debe analizarse de manera integral considerando la frecuencia, el ritmo y la intensidad. La alteración de estos parámetros puede evidenciar estados de deterioro del funcionamiento del organismo que requieren intervención inmediata.</w:t>
+        <w:t>Durante la evaluación, el pulso debe analizarse de manera integral</w:t>
+      </w:r>
+      <w:r>
+        <w:rPr>
+          <w:lang w:val="es-419" w:eastAsia="es-CO"/>
+        </w:rPr>
+        <w:t>,</w:t>
+      </w:r>
+      <w:r>
+        <w:rPr>
+          <w:lang w:val="es-419" w:eastAsia="es-CO"/>
+        </w:rPr>
+        <w:t xml:space="preserve"> considerando la frecuencia, el ritmo y la intensidad. La alteración de estos parámetros puede evidenciar estados de deterioro del funcionamiento del organismo que requieren intervención inmediata.</w:t>
       </w:r>
     </w:p>
     <w:p>
@@ -3536,7 +3592,19 @@
         <w:rPr>
           <w:lang w:val="es-419" w:eastAsia="es-CO"/>
         </w:rPr>
-        <w:t>: cada grado de temperatura por encima de lo normal aumenta el número de latidos por minuto. Una persona con infección presenta pulso elevado sin hemorragia ni estado de shock.</w:t>
+        <w:t xml:space="preserve">: cada grado de temperatura por encima de lo normal aumenta el número de latidos por minuto. Una persona con infección presenta pulso elevado sin hemorragia ni estado de </w:t>
+      </w:r>
+      <w:r>
+        <w:rPr>
+          <w:rStyle w:val="Extranjerismo"/>
+        </w:rPr>
+        <w:t>shock</w:t>
+      </w:r>
+      <w:r>
+        <w:rPr>
+          <w:lang w:val="es-419" w:eastAsia="es-CO"/>
+        </w:rPr>
+        <w:t>.</w:t>
       </w:r>
     </w:p>
     <w:p>
@@ -3834,7 +3902,19 @@
         <w:rPr>
           <w:lang w:val="es-419" w:eastAsia="es-CO"/>
         </w:rPr>
-        <w:t>: fuerza con que la onda se percibe bajo los dedos. Un pulso lleno indica buena perfusión; un pulso débil o filiforme sugiere pérdida de volumen o inicio de shock.</w:t>
+        <w:t xml:space="preserve">: fuerza con que la onda se percibe bajo los dedos. Un pulso lleno indica buena perfusión; un pulso débil o filiforme sugiere pérdida de volumen o inicio de </w:t>
+      </w:r>
+      <w:r>
+        <w:rPr>
+          <w:rStyle w:val="Extranjerismo"/>
+        </w:rPr>
+        <w:t>shock</w:t>
+      </w:r>
+      <w:r>
+        <w:rPr>
+          <w:lang w:val="es-419" w:eastAsia="es-CO"/>
+        </w:rPr>
+        <w:t>.</w:t>
       </w:r>
     </w:p>
     <w:p>
@@ -3923,20 +4003,44 @@
           <w:lang w:val="es-419" w:eastAsia="es-CO"/>
         </w:rPr>
         <w:lastRenderedPageBreak/>
-        <w:t>Los seis parámetros se leen en conjunto. Un pulso rápido y débil junto con una respiración rápida y superficial forma un patrón que anuncia hipoxia o shock, aunque cada dato por separado parezca tolerable.</w:t>
-      </w:r>
-    </w:p>
-    <w:p>
-      <w:pPr>
-        <w:rPr>
-          <w:lang w:val="es-419" w:eastAsia="es-CO"/>
-        </w:rPr>
-      </w:pPr>
-      <w:r>
-        <w:rPr>
-          <w:lang w:val="es-419" w:eastAsia="es-CO"/>
-        </w:rPr>
-        <w:t>Desde el enfoque de la atención prehospitalaria, la presencia de respiración rápida y superficial puede indicar hipoxia, ansiedad o estado de shock. Una respiración lenta, irregular o ausente constituye una condición crítica que requiere intervención inmediata, especialmente en el manejo de la vía aérea y la activación del sistema de emergencias.</w:t>
+        <w:t xml:space="preserve">Los seis parámetros se leen en conjunto. Un pulso rápido y débil junto con una respiración rápida y superficial forma un patrón que anuncia hipoxia o </w:t>
+      </w:r>
+      <w:r>
+        <w:rPr>
+          <w:rStyle w:val="Extranjerismo"/>
+        </w:rPr>
+        <w:t>shock</w:t>
+      </w:r>
+      <w:r>
+        <w:rPr>
+          <w:lang w:val="es-419" w:eastAsia="es-CO"/>
+        </w:rPr>
+        <w:t>, aunque cada dato por separado parezca tolerable.</w:t>
+      </w:r>
+    </w:p>
+    <w:p>
+      <w:pPr>
+        <w:rPr>
+          <w:lang w:val="es-419" w:eastAsia="es-CO"/>
+        </w:rPr>
+      </w:pPr>
+      <w:r>
+        <w:rPr>
+          <w:lang w:val="es-419" w:eastAsia="es-CO"/>
+        </w:rPr>
+        <w:t xml:space="preserve">Desde el enfoque de la atención prehospitalaria, la presencia de respiración rápida y superficial puede indicar hipoxia, ansiedad o estado de </w:t>
+      </w:r>
+      <w:r>
+        <w:rPr>
+          <w:rStyle w:val="Extranjerismo"/>
+        </w:rPr>
+        <w:t>shock</w:t>
+      </w:r>
+      <w:r>
+        <w:rPr>
+          <w:lang w:val="es-419" w:eastAsia="es-CO"/>
+        </w:rPr>
+        <w:t>. Una respiración lenta, irregular o ausente constituye una condición crítica que requiere intervención inmediata, especialmente en el manejo de la vía aérea y la activación del sistema de emergencias.</w:t>
       </w:r>
     </w:p>
     <w:p>
@@ -4003,11 +4107,11 @@
       <w:pPr>
         <w:pStyle w:val="Ttulo2"/>
       </w:pPr>
-      <w:bookmarkStart w:id="3" w:name="_Toc242171669"/>
+      <w:bookmarkStart w:id="4" w:name="_Toc243329831"/>
       <w:r>
         <w:t>Circulación y valores de referencia</w:t>
       </w:r>
-      <w:bookmarkEnd w:id="3"/>
+      <w:bookmarkEnd w:id="4"/>
     </w:p>
     <w:p>
       <w:pPr>
@@ -4141,7 +4245,19 @@
         <w:rPr>
           <w:lang w:val="es-419" w:eastAsia="es-CO"/>
         </w:rPr>
-        <w:t>Desde el enfoque de la atención prehospitalaria, las alteraciones en la circulación suelen estar asociadas a condiciones críticas como hemorragias, deshidratación o estados de shock. Una piel fría, pálida y húmeda, acompañada de llenado capilar retardado, constituye un signo de alarma que orienta hacia una posible falla en la perfusión y la necesidad de intervención urgente.</w:t>
+        <w:t xml:space="preserve">Desde el enfoque de la atención prehospitalaria, las alteraciones en la circulación suelen estar asociadas a condiciones críticas como hemorragias, deshidratación o estados de </w:t>
+      </w:r>
+      <w:r>
+        <w:rPr>
+          <w:rStyle w:val="Extranjerismo"/>
+        </w:rPr>
+        <w:t>shock</w:t>
+      </w:r>
+      <w:r>
+        <w:rPr>
+          <w:lang w:val="es-419" w:eastAsia="es-CO"/>
+        </w:rPr>
+        <w:t>. Una piel fría, pálida y húmeda, acompañada de llenado capilar retardado, constituye un signo de alarma que orienta hacia una posible falla en la perfusión y la necesidad de intervención urgente.</w:t>
       </w:r>
     </w:p>
     <w:p>
@@ -4444,7 +4560,16 @@
               </w:rPr>
             </w:pPr>
             <w:r>
-              <w:t>Hemorragia, shock, estrés, alteraciones cardíacas</w:t>
+              <w:t xml:space="preserve">Hemorragia, </w:t>
+            </w:r>
+            <w:r>
+              <w:rPr>
+                <w:rStyle w:val="Extranjerismo"/>
+              </w:rPr>
+              <w:t>shock</w:t>
+            </w:r>
+            <w:r>
+              <w:t>, estrés, alteraciones cardíacas</w:t>
             </w:r>
           </w:p>
         </w:tc>
@@ -4579,7 +4704,13 @@
               </w:rPr>
             </w:pPr>
             <w:r>
-              <w:t>Compromiso circulatorio, shock</w:t>
+              <w:t xml:space="preserve">Compromiso circulatorio, </w:t>
+            </w:r>
+            <w:r>
+              <w:rPr>
+                <w:rStyle w:val="Extranjerismo"/>
+              </w:rPr>
+              <w:t>shock</w:t>
             </w:r>
           </w:p>
         </w:tc>
@@ -4771,24 +4902,36 @@
       <w:pPr>
         <w:pStyle w:val="Ttulo2"/>
       </w:pPr>
-      <w:bookmarkStart w:id="4" w:name="_Toc242171670"/>
+      <w:bookmarkStart w:id="5" w:name="_Toc243329832"/>
       <w:r>
         <w:lastRenderedPageBreak/>
         <w:t>Secuencia de evaluación y valoración cefalocaudal</w:t>
       </w:r>
-      <w:bookmarkEnd w:id="4"/>
-    </w:p>
-    <w:p>
-      <w:pPr>
-        <w:rPr>
-          <w:lang w:val="es-419" w:eastAsia="es-CO"/>
-        </w:rPr>
-      </w:pPr>
-      <w:r>
-        <w:rPr>
-          <w:lang w:val="es-419" w:eastAsia="es-CO"/>
-        </w:rPr>
-        <w:t>Al llegar junto a una persona lesionada, el orden en que se hacen las cosas decide qué se encuentra y qué se pasa por alto. Por esa razón la revisión se organiza como un proceso que identifica, de manera rápida y sistemática, las condiciones que pueden comprometer la vida. La revisión ordenada contribuye a establecer prioridades de atención, orientar la intervención y tomar decisiones en el momento en que el estado del paciente lo exige.</w:t>
+      <w:bookmarkEnd w:id="5"/>
+    </w:p>
+    <w:p>
+      <w:pPr>
+        <w:rPr>
+          <w:lang w:val="es-419" w:eastAsia="es-CO"/>
+        </w:rPr>
+      </w:pPr>
+      <w:r>
+        <w:rPr>
+          <w:lang w:val="es-419" w:eastAsia="es-CO"/>
+        </w:rPr>
+        <w:t>Al llegar junto a una persona lesionada, el orden en que se hacen las cosas decide qué se encuentra y qué se pasa por alto. Por esa razón</w:t>
+      </w:r>
+      <w:r>
+        <w:rPr>
+          <w:lang w:val="es-419" w:eastAsia="es-CO"/>
+        </w:rPr>
+        <w:t>,</w:t>
+      </w:r>
+      <w:r>
+        <w:rPr>
+          <w:lang w:val="es-419" w:eastAsia="es-CO"/>
+        </w:rPr>
+        <w:t xml:space="preserve"> la revisión se organiza como un proceso que identifica, de manera rápida y sistemática, las condiciones que pueden comprometer la vida. La revisión ordenada contribuye a establecer prioridades de atención, orientar la intervención y tomar decisiones en el momento en que el estado del paciente lo exige.</w:t>
       </w:r>
     </w:p>
     <w:p>
@@ -4852,7 +4995,19 @@
         <w:rPr>
           <w:lang w:val="es-419" w:eastAsia="es-CO"/>
         </w:rPr>
-        <w:t xml:space="preserve">: antes de tocar a la persona se revisa el entorno en busca de tránsito, fuego, cables, sustancias o estructuras inestables, y se </w:t>
+        <w:t>: antes de tocar a la persona</w:t>
+      </w:r>
+      <w:r>
+        <w:rPr>
+          <w:lang w:val="es-419" w:eastAsia="es-CO"/>
+        </w:rPr>
+        <w:t>,</w:t>
+      </w:r>
+      <w:r>
+        <w:rPr>
+          <w:lang w:val="es-419" w:eastAsia="es-CO"/>
+        </w:rPr>
+        <w:t xml:space="preserve"> se revisa el entorno en busca de tránsito, fuego, cables, sustancias o estructuras inestables, y se </w:t>
       </w:r>
       <w:r>
         <w:rPr>
@@ -5066,11 +5221,11 @@
       <w:pPr>
         <w:pStyle w:val="Ttulo2"/>
       </w:pPr>
-      <w:bookmarkStart w:id="5" w:name="_Toc242171671"/>
+      <w:bookmarkStart w:id="6" w:name="_Toc243329833"/>
       <w:r>
         <w:t>Evaluación primaria (ABCDE) y estado de conciencia (AVDI)</w:t>
       </w:r>
-      <w:bookmarkEnd w:id="5"/>
+      <w:bookmarkEnd w:id="6"/>
     </w:p>
     <w:p>
       <w:pPr>
@@ -5284,11 +5439,12 @@
             <w:r>
               <w:t>Vía aérea (</w:t>
             </w:r>
-            <w:proofErr w:type="spellStart"/>
-            <w:r>
+            <w:r>
+              <w:rPr>
+                <w:rStyle w:val="Extranjerismo"/>
+              </w:rPr>
               <w:t>Airway</w:t>
             </w:r>
-            <w:proofErr w:type="spellEnd"/>
             <w:r>
               <w:t>)</w:t>
             </w:r>
@@ -5358,11 +5514,12 @@
             <w:r>
               <w:t>Respiración (</w:t>
             </w:r>
-            <w:proofErr w:type="spellStart"/>
-            <w:r>
+            <w:r>
+              <w:rPr>
+                <w:rStyle w:val="Extranjerismo"/>
+              </w:rPr>
               <w:t>Breathing</w:t>
             </w:r>
-            <w:proofErr w:type="spellEnd"/>
             <w:r>
               <w:t>)</w:t>
             </w:r>
@@ -5435,11 +5592,12 @@
             <w:r>
               <w:t>Circulación (</w:t>
             </w:r>
-            <w:proofErr w:type="spellStart"/>
-            <w:r>
+            <w:r>
+              <w:rPr>
+                <w:rStyle w:val="Extranjerismo"/>
+              </w:rPr>
               <w:t>Circulation</w:t>
             </w:r>
-            <w:proofErr w:type="spellEnd"/>
             <w:r>
               <w:t>)</w:t>
             </w:r>
@@ -5509,11 +5667,12 @@
             <w:r>
               <w:t>Estado neurológico (</w:t>
             </w:r>
-            <w:proofErr w:type="spellStart"/>
-            <w:r>
+            <w:r>
+              <w:rPr>
+                <w:rStyle w:val="Extranjerismo"/>
+              </w:rPr>
               <w:t>Disability</w:t>
             </w:r>
-            <w:proofErr w:type="spellEnd"/>
             <w:r>
               <w:t>)</w:t>
             </w:r>
@@ -5586,11 +5745,12 @@
             <w:r>
               <w:t>Exposición (</w:t>
             </w:r>
-            <w:proofErr w:type="spellStart"/>
-            <w:r>
+            <w:r>
+              <w:rPr>
+                <w:rStyle w:val="Extranjerismo"/>
+              </w:rPr>
               <w:t>Exposure</w:t>
             </w:r>
-            <w:proofErr w:type="spellEnd"/>
             <w:r>
               <w:t>)</w:t>
             </w:r>
@@ -5656,14 +5816,12 @@
         </w:rPr>
         <w:t>La evaluación del estado de conciencia posibilita determinar el nivel de respuesta neurológica del lesionado, constituyendo un indicador clave para identificar posibles alteraciones del sistema nervioso central. La valoración de la conciencia se integra dentro del componente D (</w:t>
       </w:r>
-      <w:proofErr w:type="spellStart"/>
-      <w:r>
-        <w:rPr>
-          <w:lang w:val="es-419" w:eastAsia="es-CO"/>
+      <w:r>
+        <w:rPr>
+          <w:rStyle w:val="Extranjerismo"/>
         </w:rPr>
         <w:t>Disability</w:t>
       </w:r>
-      <w:proofErr w:type="spellEnd"/>
       <w:r>
         <w:rPr>
           <w:lang w:val="es-419" w:eastAsia="es-CO"/>
@@ -5866,12 +6024,12 @@
       <w:pPr>
         <w:pStyle w:val="Ttulo1"/>
       </w:pPr>
-      <w:bookmarkStart w:id="6" w:name="_Toc242171672"/>
+      <w:bookmarkStart w:id="7" w:name="_Toc243329834"/>
       <w:r>
         <w:lastRenderedPageBreak/>
         <w:t>Intervenciones, heridas y hemorragias</w:t>
       </w:r>
-      <w:bookmarkEnd w:id="6"/>
+      <w:bookmarkEnd w:id="7"/>
     </w:p>
     <w:p>
       <w:pPr>
@@ -6059,7 +6217,19 @@
         <w:rPr>
           <w:lang w:val="es-419" w:eastAsia="es-CO"/>
         </w:rPr>
-        <w:t>Antes de ejecutar cualquier maniobra conviene saber cuál corresponde y en qué momento, ya que no todas las acciones tienen la misma urgencia. Distinguir lo que se hace de inmediato de lo que puede esperar es la decisión que organiza el resto de la atención.</w:t>
+        <w:t>Antes de ejecutar cualquier maniobra</w:t>
+      </w:r>
+      <w:r>
+        <w:rPr>
+          <w:lang w:val="es-419" w:eastAsia="es-CO"/>
+        </w:rPr>
+        <w:t>,</w:t>
+      </w:r>
+      <w:r>
+        <w:rPr>
+          <w:lang w:val="es-419" w:eastAsia="es-CO"/>
+        </w:rPr>
+        <w:t xml:space="preserve"> conviene saber cuál corresponde y en qué momento, ya que no todas las acciones tienen la misma urgencia. Distinguir lo que se hace de inmediato de lo que puede esperar es la decisión que organiza el resto de la atención.</w:t>
       </w:r>
     </w:p>
     <w:p>
@@ -6073,11 +6243,11 @@
       <w:pPr>
         <w:pStyle w:val="Ttulo2"/>
       </w:pPr>
-      <w:bookmarkStart w:id="7" w:name="_Toc242171673"/>
+      <w:bookmarkStart w:id="8" w:name="_Toc243329835"/>
       <w:r>
         <w:t>Tipos de intervención</w:t>
       </w:r>
-      <w:bookmarkEnd w:id="7"/>
+      <w:bookmarkEnd w:id="8"/>
     </w:p>
     <w:p>
       <w:pPr>
@@ -6393,11 +6563,11 @@
       <w:pPr>
         <w:pStyle w:val="Ttulo2"/>
       </w:pPr>
-      <w:bookmarkStart w:id="8" w:name="_Toc242171674"/>
+      <w:bookmarkStart w:id="9" w:name="_Toc243329836"/>
       <w:r>
         <w:t>Procedimientos básicos</w:t>
       </w:r>
-      <w:bookmarkEnd w:id="8"/>
+      <w:bookmarkEnd w:id="9"/>
     </w:p>
     <w:p>
       <w:pPr>
@@ -6806,12 +6976,12 @@
       <w:pPr>
         <w:pStyle w:val="Ttulo2"/>
       </w:pPr>
-      <w:bookmarkStart w:id="9" w:name="_Toc242171675"/>
+      <w:bookmarkStart w:id="10" w:name="_Toc243329837"/>
       <w:r>
         <w:lastRenderedPageBreak/>
         <w:t>Heridas: concepto, tipos y manejo básico</w:t>
       </w:r>
-      <w:bookmarkEnd w:id="9"/>
+      <w:bookmarkEnd w:id="10"/>
     </w:p>
     <w:p>
       <w:pPr>
@@ -7074,7 +7244,19 @@
         <w:rPr>
           <w:lang w:val="es-419" w:eastAsia="es-CO"/>
         </w:rPr>
-        <w:t xml:space="preserve">: Comprometen la cara, los ojos, los genitales, las manos o una articulación. Una cortada en la palma puede afectar </w:t>
+        <w:t xml:space="preserve">: </w:t>
+      </w:r>
+      <w:r>
+        <w:rPr>
+          <w:lang w:val="es-419" w:eastAsia="es-CO"/>
+        </w:rPr>
+        <w:t>c</w:t>
+      </w:r>
+      <w:r>
+        <w:rPr>
+          <w:lang w:val="es-419" w:eastAsia="es-CO"/>
+        </w:rPr>
+        <w:t xml:space="preserve">omprometen la cara, los ojos, los genitales, las manos o una articulación. Una cortada en la palma puede afectar </w:t>
       </w:r>
       <w:proofErr w:type="gramStart"/>
       <w:r>
@@ -7190,7 +7372,19 @@
         <w:rPr>
           <w:lang w:val="es-419" w:eastAsia="es-CO"/>
         </w:rPr>
-        <w:t>Cuando la sangre sale en abundancia, la limpieza deja de ser la prioridad y el objetivo pasa a ser detener la pérdida. Para lograrlo conviene precisar de dónde proviene el sangrado y con qué rapidez avanza, porque no todas las hemorragias se comportan igual.</w:t>
+        <w:t>Cuando la sangre sale en abundancia, la limpieza deja de ser la prioridad y el objetivo pasa a ser detener la pérdida. Para lograrlo</w:t>
+      </w:r>
+      <w:r>
+        <w:rPr>
+          <w:lang w:val="es-419" w:eastAsia="es-CO"/>
+        </w:rPr>
+        <w:t>,</w:t>
+      </w:r>
+      <w:r>
+        <w:rPr>
+          <w:lang w:val="es-419" w:eastAsia="es-CO"/>
+        </w:rPr>
+        <w:t xml:space="preserve"> conviene precisar de dónde proviene el sangrado y con qué rapidez avanza, porque no todas las hemorragias se comportan igual.</w:t>
       </w:r>
     </w:p>
     <w:p>
@@ -7204,23 +7398,35 @@
       <w:pPr>
         <w:pStyle w:val="Ttulo2"/>
       </w:pPr>
-      <w:bookmarkStart w:id="10" w:name="_Toc242171676"/>
+      <w:bookmarkStart w:id="11" w:name="_Toc243329838"/>
       <w:r>
         <w:t>Tipos de hemorragia</w:t>
       </w:r>
-      <w:bookmarkEnd w:id="10"/>
-    </w:p>
-    <w:p>
-      <w:pPr>
-        <w:rPr>
-          <w:lang w:val="es-419" w:eastAsia="es-CO"/>
-        </w:rPr>
-      </w:pPr>
-      <w:r>
-        <w:rPr>
-          <w:lang w:val="es-419" w:eastAsia="es-CO"/>
-        </w:rPr>
-        <w:t>La sangre que se pierde no se recupera en el lugar del incidente, y de ahí la urgencia de detenerla. Controlar el sangrado es una de las intervenciones prioritarias de la atención inicial, porque esa pérdida compromete la vida en pocos minutos. En este contexto, identificar y controlar a tiempo una hemorragia contribuyen a prevenir el desarrollo de estados de shock y otras complicaciones asociadas a la disminución del volumen sanguíneo.</w:t>
+      <w:bookmarkEnd w:id="11"/>
+    </w:p>
+    <w:p>
+      <w:pPr>
+        <w:rPr>
+          <w:lang w:val="es-419" w:eastAsia="es-CO"/>
+        </w:rPr>
+      </w:pPr>
+      <w:r>
+        <w:rPr>
+          <w:lang w:val="es-419" w:eastAsia="es-CO"/>
+        </w:rPr>
+        <w:t xml:space="preserve">La sangre que se pierde no se recupera en el lugar del incidente, y de ahí la urgencia de detenerla. Controlar el sangrado es una de las intervenciones prioritarias de la atención inicial, porque esa pérdida compromete la vida en pocos minutos. En este contexto, identificar y controlar a tiempo una hemorragia contribuyen a prevenir el desarrollo de estados de </w:t>
+      </w:r>
+      <w:r>
+        <w:rPr>
+          <w:rStyle w:val="Extranjerismo"/>
+        </w:rPr>
+        <w:t>shock</w:t>
+      </w:r>
+      <w:r>
+        <w:rPr>
+          <w:lang w:val="es-419" w:eastAsia="es-CO"/>
+        </w:rPr>
+        <w:t xml:space="preserve"> y otras complicaciones asociadas a la disminución del volumen sanguíneo.</w:t>
       </w:r>
     </w:p>
     <w:p>
@@ -7560,7 +7766,19 @@
         <w:rPr>
           <w:lang w:val="es-419" w:eastAsia="es-CO"/>
         </w:rPr>
-        <w:t>: la sangre no sale al exterior y se acumula dentro del cuerpo, es difícil de identificar y tiene alto riesgo de complicaciones. Se sospecha tras golpes fuertes en cabeza, tórax, abdomen o muslo, ante fracturas de huesos largos y cuando aparecen signos de shock sin sangrado externo.</w:t>
+        <w:t xml:space="preserve">: la sangre no sale al exterior y se acumula dentro del cuerpo, es difícil de identificar y tiene alto riesgo de complicaciones. Se sospecha tras golpes fuertes en cabeza, tórax, abdomen o muslo, ante fracturas de huesos largos y cuando aparecen signos de </w:t>
+      </w:r>
+      <w:r>
+        <w:rPr>
+          <w:rStyle w:val="Extranjerismo"/>
+        </w:rPr>
+        <w:t>shock</w:t>
+      </w:r>
+      <w:r>
+        <w:rPr>
+          <w:lang w:val="es-419" w:eastAsia="es-CO"/>
+        </w:rPr>
+        <w:t xml:space="preserve"> sin sangrado externo.</w:t>
       </w:r>
     </w:p>
     <w:p>
@@ -7585,20 +7803,56 @@
         <w:rPr>
           <w:lang w:val="es-419" w:eastAsia="es-CO"/>
         </w:rPr>
-        <w:t>: en ambas la pérdida o acumulación de sangre compromete la circulación y puede causar shock, fallo de órganos o la muerte. La externa se controla en la escena; la interna solo se detiene en un hospital, por lo que exige traslado inmediato.</w:t>
-      </w:r>
-    </w:p>
-    <w:p>
-      <w:pPr>
-        <w:rPr>
-          <w:lang w:val="es-419" w:eastAsia="es-CO"/>
-        </w:rPr>
-      </w:pPr>
-      <w:r>
-        <w:rPr>
-          <w:lang w:val="es-419" w:eastAsia="es-CO"/>
-        </w:rPr>
-        <w:t xml:space="preserve">La distinción tiene una consecuencia directa sobre la conducta. Frente a la hemorragia externa el primer respondiente puede hacer mucho; frente a la interna lo esencial es reconocerla. Se mantiene a la persona acostada y abrigada, no se le da nada por vía oral y se comunica la sospecha al sistema de emergencias para acelerar el traslado (American </w:t>
+        <w:t>: en ambas</w:t>
+      </w:r>
+      <w:r>
+        <w:rPr>
+          <w:lang w:val="es-419" w:eastAsia="es-CO"/>
+        </w:rPr>
+        <w:t>,</w:t>
+      </w:r>
+      <w:r>
+        <w:rPr>
+          <w:lang w:val="es-419" w:eastAsia="es-CO"/>
+        </w:rPr>
+        <w:t xml:space="preserve"> la pérdida o acumulación de sangre compromete la circulación y puede causar </w:t>
+      </w:r>
+      <w:r>
+        <w:rPr>
+          <w:rStyle w:val="Extranjerismo"/>
+        </w:rPr>
+        <w:t>shock</w:t>
+      </w:r>
+      <w:r>
+        <w:rPr>
+          <w:lang w:val="es-419" w:eastAsia="es-CO"/>
+        </w:rPr>
+        <w:t>, fallo de órganos o la muerte. La externa se controla en la escena; la interna solo se detiene en un hospital, por lo que exige traslado inmediato.</w:t>
+      </w:r>
+    </w:p>
+    <w:p>
+      <w:pPr>
+        <w:rPr>
+          <w:lang w:val="es-419" w:eastAsia="es-CO"/>
+        </w:rPr>
+      </w:pPr>
+      <w:r>
+        <w:rPr>
+          <w:lang w:val="es-419" w:eastAsia="es-CO"/>
+        </w:rPr>
+        <w:t>La distinción tiene una consecuencia directa sobre la conducta. Frente a la hemorragia externa</w:t>
+      </w:r>
+      <w:r>
+        <w:rPr>
+          <w:lang w:val="es-419" w:eastAsia="es-CO"/>
+        </w:rPr>
+        <w:t>,</w:t>
+      </w:r>
+      <w:r>
+        <w:rPr>
+          <w:lang w:val="es-419" w:eastAsia="es-CO"/>
+        </w:rPr>
+        <w:t xml:space="preserve"> el primer respondiente puede hacer mucho; frente a la interna lo esencial es reconocerla. Se mantiene a la persona acostada y abrigada, no se le da nada por vía oral y se comunica la sospecha al sistema de emergencias para acelerar el traslado (American </w:t>
       </w:r>
       <w:proofErr w:type="spellStart"/>
       <w:r>
@@ -7845,23 +8099,35 @@
       <w:pPr>
         <w:pStyle w:val="Ttulo2"/>
       </w:pPr>
-      <w:bookmarkStart w:id="11" w:name="_Toc242171677"/>
+      <w:bookmarkStart w:id="12" w:name="_Toc243329839"/>
       <w:r>
         <w:t>Técnicas de control de hemorragias externas</w:t>
       </w:r>
-      <w:bookmarkEnd w:id="11"/>
-    </w:p>
-    <w:p>
-      <w:pPr>
-        <w:rPr>
-          <w:lang w:val="es-419" w:eastAsia="es-CO"/>
-        </w:rPr>
-      </w:pPr>
-      <w:r>
-        <w:rPr>
-          <w:lang w:val="es-419" w:eastAsia="es-CO"/>
-        </w:rPr>
-        <w:t>Reconocer de dónde sale la sangre no sirve de nada si no se sabe cómo detenerla. Las técnicas que lo logran actúan de forma directa sobre el punto que sangra, con el fin de mantener la perfusión de los tejidos y prevenir complicaciones como el shock. Su aplicación es inmediata y progresiva, en función de la gravedad del sangrado y de la respuesta del paciente.</w:t>
+      <w:bookmarkEnd w:id="12"/>
+    </w:p>
+    <w:p>
+      <w:pPr>
+        <w:rPr>
+          <w:lang w:val="es-419" w:eastAsia="es-CO"/>
+        </w:rPr>
+      </w:pPr>
+      <w:r>
+        <w:rPr>
+          <w:lang w:val="es-419" w:eastAsia="es-CO"/>
+        </w:rPr>
+        <w:t xml:space="preserve">Reconocer de dónde sale la sangre no sirve de nada si no se sabe cómo detenerla. Las técnicas que lo logran actúan de forma directa sobre el punto que sangra, con el fin de mantener la perfusión de los tejidos y prevenir complicaciones como el </w:t>
+      </w:r>
+      <w:r>
+        <w:rPr>
+          <w:rStyle w:val="Extranjerismo"/>
+        </w:rPr>
+        <w:t>shock</w:t>
+      </w:r>
+      <w:r>
+        <w:rPr>
+          <w:lang w:val="es-419" w:eastAsia="es-CO"/>
+        </w:rPr>
+        <w:t>. Su aplicación es inmediata y progresiva, en función de la gravedad del sangrado y de la respuesta del paciente.</w:t>
       </w:r>
     </w:p>
     <w:p>
@@ -8484,7 +8750,19 @@
         <w:rPr>
           <w:lang w:val="es-419" w:eastAsia="es-CO"/>
         </w:rPr>
-        <w:t>Cuando la presión directa no controla una hemorragia masiva de una extremidad, las guías actuales recomiendan el torniquete. Se prefiere uno comercial, colocado entre cinco y siete centímetros por encima de la herida, nunca sobre una articulación, y ajustado hasta que el sangrado se detenga. Una vez colocado no se afloja, se anota la hora y se informa al personal de salud.</w:t>
+        <w:t>Cuando la presión directa no controla una hemorragia masiva de una extremidad, las guías actuales recomiendan el torniquete. Se prefiere uno comercial, colocado entre cinco y siete centímetros por encima de la herida, nunca sobre una articulación, y ajustado hasta que el sangrado se detenga. Una vez colocado</w:t>
+      </w:r>
+      <w:r>
+        <w:rPr>
+          <w:lang w:val="es-419" w:eastAsia="es-CO"/>
+        </w:rPr>
+        <w:t>,</w:t>
+      </w:r>
+      <w:r>
+        <w:rPr>
+          <w:lang w:val="es-419" w:eastAsia="es-CO"/>
+        </w:rPr>
+        <w:t xml:space="preserve"> no se afloja, se anota la hora y se informa al personal de salud.</w:t>
       </w:r>
     </w:p>
     <w:p>
@@ -8519,12 +8797,12 @@
       <w:pPr>
         <w:pStyle w:val="Ttulo1"/>
       </w:pPr>
-      <w:bookmarkStart w:id="12" w:name="_Toc242171678"/>
+      <w:bookmarkStart w:id="13" w:name="_Toc243329840"/>
       <w:r>
         <w:lastRenderedPageBreak/>
         <w:t>Manejo de la vía aérea y lesiones osteomusculares</w:t>
       </w:r>
-      <w:bookmarkEnd w:id="12"/>
+      <w:bookmarkEnd w:id="13"/>
     </w:p>
     <w:p>
       <w:pPr>
@@ -8538,14 +8816,12 @@
         </w:rPr>
         <w:t>El aire es lo primero que el cuerpo deja de tolerar cuando falta. Mantener libre su paso hacia los pulmones encabeza las prioridades de la atención inicial, porque de ello depende la oxigenación de todo el organismo. Una alteración en este proceso puede comprometer rápidamente la vida del lesionado, por lo que su evaluación e intervención deben realizarse de manera inmediata dentro del componente A (</w:t>
       </w:r>
-      <w:proofErr w:type="spellStart"/>
-      <w:r>
-        <w:rPr>
-          <w:lang w:val="es-419" w:eastAsia="es-CO"/>
+      <w:r>
+        <w:rPr>
+          <w:rStyle w:val="Extranjerismo"/>
         </w:rPr>
         <w:t>Airway</w:t>
       </w:r>
-      <w:proofErr w:type="spellEnd"/>
       <w:r>
         <w:rPr>
           <w:lang w:val="es-419" w:eastAsia="es-CO"/>
@@ -8751,11 +9027,11 @@
       <w:pPr>
         <w:pStyle w:val="Ttulo2"/>
       </w:pPr>
-      <w:bookmarkStart w:id="13" w:name="_Toc242171679"/>
+      <w:bookmarkStart w:id="14" w:name="_Toc243329841"/>
       <w:r>
         <w:t>Permeabilización de la vía aérea</w:t>
       </w:r>
-      <w:bookmarkEnd w:id="13"/>
+      <w:bookmarkEnd w:id="14"/>
     </w:p>
     <w:p>
       <w:pPr>
@@ -9208,11 +9484,11 @@
       <w:pPr>
         <w:pStyle w:val="Ttulo2"/>
       </w:pPr>
-      <w:bookmarkStart w:id="14" w:name="_Toc242171680"/>
+      <w:bookmarkStart w:id="15" w:name="_Toc243329842"/>
       <w:r>
         <w:t>Posición lateral y protección térmica</w:t>
       </w:r>
-      <w:bookmarkEnd w:id="14"/>
+      <w:bookmarkEnd w:id="15"/>
     </w:p>
     <w:p>
       <w:pPr>
@@ -9629,20 +9905,44 @@
         <w:rPr>
           <w:lang w:val="es-419" w:eastAsia="es-CO"/>
         </w:rPr>
-        <w:t>Conviene mantener una vigilancia continua del lesionado una vez aplicada la posición, observando los cambios en la respiración, en el estado de conciencia o la aparición de nuevos signos de riesgo. Ante cualquier deterioro se ajustan las acciones y se activa el sistema de emergencias de manera inmediata.</w:t>
-      </w:r>
-    </w:p>
-    <w:p>
-      <w:pPr>
-        <w:rPr>
-          <w:lang w:val="es-419" w:eastAsia="es-CO"/>
-        </w:rPr>
-      </w:pPr>
-      <w:r>
-        <w:rPr>
-          <w:lang w:val="es-419" w:eastAsia="es-CO"/>
-        </w:rPr>
-        <w:t xml:space="preserve">La protección de las condiciones ambientales completa el cuidado de la persona que espera el traslado. Una persona lesionada pierde calor con rapidez, en especial si está sobre el suelo, mojada o en estado de shock, y la hipotermia empeora el sangrado y el pronóstico (American </w:t>
+        <w:t>Conviene mantener una vigilancia continua del lesionado una vez aplicada la posición, observando los cambios en la respiración, en el estado de conciencia o la aparición de nuevos signos de riesgo. Ante cualquier deterioro</w:t>
+      </w:r>
+      <w:r>
+        <w:rPr>
+          <w:lang w:val="es-419" w:eastAsia="es-CO"/>
+        </w:rPr>
+        <w:t>,</w:t>
+      </w:r>
+      <w:r>
+        <w:rPr>
+          <w:lang w:val="es-419" w:eastAsia="es-CO"/>
+        </w:rPr>
+        <w:t xml:space="preserve"> se ajustan las acciones y se activa el sistema de emergencias de manera inmediata.</w:t>
+      </w:r>
+    </w:p>
+    <w:p>
+      <w:pPr>
+        <w:rPr>
+          <w:lang w:val="es-419" w:eastAsia="es-CO"/>
+        </w:rPr>
+      </w:pPr>
+      <w:r>
+        <w:rPr>
+          <w:lang w:val="es-419" w:eastAsia="es-CO"/>
+        </w:rPr>
+        <w:t xml:space="preserve">La protección de las condiciones ambientales completa el cuidado de la persona que espera el traslado. Una persona lesionada pierde calor con rapidez, en especial si está sobre el suelo, mojada o en estado de </w:t>
+      </w:r>
+      <w:r>
+        <w:rPr>
+          <w:rStyle w:val="Extranjerismo"/>
+        </w:rPr>
+        <w:t>shock</w:t>
+      </w:r>
+      <w:r>
+        <w:rPr>
+          <w:lang w:val="es-419" w:eastAsia="es-CO"/>
+        </w:rPr>
+        <w:t xml:space="preserve">, y la hipotermia empeora el sangrado y el pronóstico (American </w:t>
       </w:r>
       <w:proofErr w:type="spellStart"/>
       <w:r>
@@ -9871,11 +10171,11 @@
       <w:pPr>
         <w:pStyle w:val="Ttulo2"/>
       </w:pPr>
-      <w:bookmarkStart w:id="15" w:name="_Toc242171681"/>
+      <w:bookmarkStart w:id="16" w:name="_Toc243329843"/>
       <w:r>
         <w:t>Lesiones osteomusculares y articulares</w:t>
       </w:r>
-      <w:bookmarkEnd w:id="15"/>
+      <w:bookmarkEnd w:id="16"/>
     </w:p>
     <w:p>
       <w:pPr>
@@ -10351,7 +10651,7 @@
           <w:ilvl w:val="0"/>
           <w:numId w:val="24"/>
         </w:numPr>
-        <w:spacing w:before="0"/>
+        <w:spacing w:before="0" w:line="360" w:lineRule="auto"/>
         <w:textAlignment w:val="baseline"/>
         <w:rPr>
           <w:b w:val="0"/>
@@ -10546,14 +10846,8 @@
         <w:rPr>
           <w:lang w:val="es-419" w:eastAsia="es-CO"/>
         </w:rPr>
-        <w:t xml:space="preserve">Los seis principios giran alrededor de una misma idea. El primer respondiente no arregla la lesión; la protege. Cuanto menos se mueva la zona afectada entre el </w:t>
-      </w:r>
-      <w:r>
-        <w:rPr>
-          <w:lang w:val="es-419" w:eastAsia="es-CO"/>
-        </w:rPr>
         <w:lastRenderedPageBreak/>
-        <w:t>momento del accidente y la llegada al hospital, menor será el daño y más sencillo el tratamiento.</w:t>
+        <w:t>Los seis principios giran alrededor de una misma idea. El primer respondiente no arregla la lesión; la protege. Cuanto menos se mueva la zona afectada entre el momento del accidente y la llegada al hospital, menor será el daño y más sencillo el tratamiento.</w:t>
       </w:r>
     </w:p>
     <w:p>
@@ -10619,36 +10913,42 @@
       <w:pPr>
         <w:pStyle w:val="Ttulo2"/>
       </w:pPr>
-      <w:bookmarkStart w:id="16" w:name="_Toc242171682"/>
+      <w:bookmarkStart w:id="17" w:name="_Toc243329844"/>
       <w:r>
         <w:t>Inmovilización: principios y técnicas básicas</w:t>
       </w:r>
-      <w:bookmarkEnd w:id="16"/>
-    </w:p>
-    <w:p>
-      <w:pPr>
-        <w:rPr>
-          <w:lang w:val="es-419" w:eastAsia="es-CO"/>
-        </w:rPr>
-      </w:pPr>
-      <w:r>
-        <w:rPr>
-          <w:lang w:val="es-419" w:eastAsia="es-CO"/>
-        </w:rPr>
-        <w:t>Proteger una lesión significa, ante todo, impedir que se mueva. Esa restricción del movimiento de una parte del cuerpo evita que la lesión se agrave mientras llega la atención especializada. Su aplicación es especialmente relevante en casos de trauma osteomuscular, donde el desplazamiento de estructuras puede generar complicaciones adicionales, como daño vascular, neurológico o incremento del dolor.</w:t>
-      </w:r>
-    </w:p>
-    <w:p>
-      <w:pPr>
-        <w:rPr>
-          <w:lang w:val="es-419" w:eastAsia="es-CO"/>
-        </w:rPr>
-      </w:pPr>
+      <w:bookmarkEnd w:id="17"/>
+    </w:p>
+    <w:p>
+      <w:pPr>
+        <w:rPr>
+          <w:lang w:val="es-419" w:eastAsia="es-CO"/>
+        </w:rPr>
+      </w:pPr>
+      <w:r>
+        <w:rPr>
+          <w:lang w:val="es-419" w:eastAsia="es-CO"/>
+        </w:rPr>
+        <w:t xml:space="preserve">Proteger una lesión significa, ante todo, impedir que se mueva. Esa restricción del movimiento de una parte del cuerpo evita que la lesión se agrave mientras llega la atención especializada. Su aplicación es especialmente relevante en casos de trauma </w:t>
+      </w:r>
       <w:r>
         <w:rPr>
           <w:lang w:val="es-419" w:eastAsia="es-CO"/>
         </w:rPr>
         <w:lastRenderedPageBreak/>
+        <w:t>osteomuscular, donde el desplazamiento de estructuras puede generar complicaciones adicionales, como daño vascular, neurológico o incremento del dolor.</w:t>
+      </w:r>
+    </w:p>
+    <w:p>
+      <w:pPr>
+        <w:rPr>
+          <w:lang w:val="es-419" w:eastAsia="es-CO"/>
+        </w:rPr>
+      </w:pPr>
+      <w:r>
+        <w:rPr>
+          <w:lang w:val="es-419" w:eastAsia="es-CO"/>
+        </w:rPr>
         <w:t>La necesidad de inmovilizar surge cuando se identifican signos como deformidad, dolor intenso, incapacidad funcional o sospecha de fractura o luxación. En estos casos, la aplicación de técnicas de inmovilización hace posible preservar la integridad de los tejidos, reducir el riesgo de complicaciones y mejorar las condiciones del paciente.</w:t>
       </w:r>
     </w:p>
@@ -10781,6 +11081,7 @@
           <w:b/>
           <w:lang w:val="es-419" w:eastAsia="es-CO"/>
         </w:rPr>
+        <w:lastRenderedPageBreak/>
         <w:t>Verificar la circulación</w:t>
       </w:r>
       <w:r>
@@ -10800,7 +11101,6 @@
         <w:rPr>
           <w:lang w:val="es-419" w:eastAsia="es-CO"/>
         </w:rPr>
-        <w:lastRenderedPageBreak/>
         <w:t>La aplicación de estos principios facilita estructurar la inmovilización como un proceso seguro y controlado, evitando intervenciones improvisadas. Refuerza también la importancia de observar continuamente la respuesta del paciente, especialmente en lo relacionado con la circulación y la sensibilidad de la zona afectada.</w:t>
       </w:r>
     </w:p>
@@ -10871,20 +11171,14 @@
           <w:b/>
           <w:lang w:val="es-419" w:eastAsia="es-CO"/>
         </w:rPr>
+        <w:lastRenderedPageBreak/>
         <w:t>Férulas rígidas</w:t>
       </w:r>
       <w:r>
         <w:rPr>
           <w:lang w:val="es-419" w:eastAsia="es-CO"/>
         </w:rPr>
-        <w:t xml:space="preserve">: emplean elementos firmes, como tablillas de madera, cartón grueso o dispositivos comerciales, acolchados en la cara que toca la piel. Sirven en fracturas o lesiones que exigen mayor estabilidad. Ejemplo de aplicación: ante una pierna deformada tras una caída, se coloca una </w:t>
-      </w:r>
-      <w:r>
-        <w:rPr>
-          <w:lang w:val="es-419" w:eastAsia="es-CO"/>
-        </w:rPr>
-        <w:lastRenderedPageBreak/>
-        <w:t>tablilla a cada lado y se fija con vendas por encima y por debajo de la lesión.</w:t>
+        <w:t>: emplean elementos firmes, como tablillas de madera, cartón grueso o dispositivos comerciales, acolchados en la cara que toca la piel. Sirven en fracturas o lesiones que exigen mayor estabilidad. Ejemplo de aplicación: ante una pierna deformada tras una caída, se coloca una tablilla a cada lado y se fija con vendas por encima y por debajo de la lesión.</w:t>
       </w:r>
     </w:p>
     <w:p>
@@ -10984,20 +11278,26 @@
         <w:rPr>
           <w:lang w:val="es-419" w:eastAsia="es-CO"/>
         </w:rPr>
-        <w:t>: recurre a objetos del entorno, como tablas, revistas o periódicos enrollados, palos y cartones, cuando no hay elementos diseñados para ello. Se emplea en situaciones con recursos limitados. Ejemplo de aplicación: en una finca, una revista enrollada alrededor del antebrazo y sujeta con dos tiras de tela cumple la función mientras llega el traslado.</w:t>
-      </w:r>
-    </w:p>
-    <w:p>
-      <w:pPr>
-        <w:rPr>
-          <w:lang w:val="es-419" w:eastAsia="es-CO"/>
-        </w:rPr>
-      </w:pPr>
+        <w:t xml:space="preserve">: recurre a objetos del entorno, como tablas, revistas o periódicos enrollados, palos y cartones, cuando no hay elementos diseñados para ello. Se emplea en situaciones con recursos </w:t>
+      </w:r>
       <w:r>
         <w:rPr>
           <w:lang w:val="es-419" w:eastAsia="es-CO"/>
         </w:rPr>
         <w:lastRenderedPageBreak/>
+        <w:t>limitados. Ejemplo de aplicación: en una finca, una revista enrollada alrededor del antebrazo y sujeta con dos tiras de tela cumple la función mientras llega el traslado.</w:t>
+      </w:r>
+    </w:p>
+    <w:p>
+      <w:pPr>
+        <w:rPr>
+          <w:lang w:val="es-419" w:eastAsia="es-CO"/>
+        </w:rPr>
+      </w:pPr>
+      <w:r>
+        <w:rPr>
+          <w:lang w:val="es-419" w:eastAsia="es-CO"/>
+        </w:rPr>
         <w:t>La elección de la técnica depende del tipo de lesión, la zona afectada y las condiciones del entorno. En lesiones que comprometen la estructura ósea, se recomienda utilizar férulas rígidas que brinden mayor estabilidad, mientras que en lesiones articulares o de menor gravedad pueden emplearse vendajes o férulas blandas.</w:t>
       </w:r>
     </w:p>
@@ -11093,6 +11393,7 @@
           <w:b/>
           <w:lang w:val="es-419" w:eastAsia="es-CO"/>
         </w:rPr>
+        <w:lastRenderedPageBreak/>
         <w:t>Sostener manualmente</w:t>
       </w:r>
       <w:r>
@@ -11101,13 +11402,6 @@
         </w:rPr>
         <w:t>: una persona sostiene la extremidad en la posición encontrada, sin tracción, mientras la otra prepara la férula. Para comprenderlo: las manos se colocan por encima y por debajo de la lesión, nunca sobre ella.</w:t>
       </w:r>
-    </w:p>
-    <w:p>
-      <w:pPr>
-        <w:rPr>
-          <w:lang w:val="es-419" w:eastAsia="es-CO"/>
-        </w:rPr>
-      </w:pPr>
     </w:p>
     <w:p>
       <w:pPr>
@@ -11229,15 +11523,6 @@
         </w:rPr>
         <w:t>Hasta aquí se han abordado lesiones causadas por un agente externo. Otras emergencias, en cambio, se originan dentro del organismo o por el contacto con sustancias y medios del entorno, como las convulsiones, el infarto, el accidente cerebrovascular, las intoxicaciones y el ahogamiento.</w:t>
       </w:r>
-    </w:p>
-    <w:p>
-      <w:pPr>
-        <w:spacing w:before="0" w:after="160" w:line="259" w:lineRule="auto"/>
-        <w:ind w:firstLine="0"/>
-        <w:rPr>
-          <w:lang w:val="es-419" w:eastAsia="es-CO"/>
-        </w:rPr>
-      </w:pPr>
       <w:r>
         <w:rPr>
           <w:lang w:val="es-419" w:eastAsia="es-CO"/>
@@ -11249,12 +11534,12 @@
       <w:pPr>
         <w:pStyle w:val="Ttulo1"/>
       </w:pPr>
-      <w:bookmarkStart w:id="17" w:name="_Toc242171683"/>
+      <w:bookmarkStart w:id="18" w:name="_Toc243329845"/>
       <w:r>
         <w:lastRenderedPageBreak/>
         <w:t>Reconocimiento de eventos críticos</w:t>
       </w:r>
-      <w:bookmarkEnd w:id="17"/>
+      <w:bookmarkEnd w:id="18"/>
     </w:p>
     <w:p>
       <w:pPr>
@@ -11481,7 +11766,14 @@
                 <w:b/>
                 <w:bCs/>
               </w:rPr>
-              <w:t>. Sintonía Contable: El lenguaje de los negocios</w:t>
+              <w:t xml:space="preserve">. </w:t>
+            </w:r>
+            <w:r>
+              <w:rPr>
+                <w:b/>
+                <w:bCs/>
+              </w:rPr>
+              <w:t>Antes de que suene la sirena</w:t>
             </w:r>
           </w:p>
         </w:tc>
@@ -11906,12 +12198,12 @@
       <w:pPr>
         <w:pStyle w:val="Ttulo2"/>
       </w:pPr>
-      <w:bookmarkStart w:id="18" w:name="_Toc242171684"/>
+      <w:bookmarkStart w:id="19" w:name="_Toc243329846"/>
       <w:r>
         <w:lastRenderedPageBreak/>
         <w:t>Convulsiones y desmayo</w:t>
       </w:r>
-      <w:bookmarkEnd w:id="18"/>
+      <w:bookmarkEnd w:id="19"/>
     </w:p>
     <w:p>
       <w:pPr>
@@ -11937,7 +12229,19 @@
         <w:rPr>
           <w:color w:val="000000" w:themeColor="text1"/>
         </w:rPr>
-        <w:t>El desmayo es una pérdida temporal de la conciencia causada por una disminución transitoria del flujo sanguíneo al cerebro. Generalmente es de corta duración y puede estar asociado a factores como fatiga, estrés, deshidratación o cambios bruscos de posición.</w:t>
+        <w:t>El desmayo es una pérdida temporal de la conciencia causada por una disminución transitoria del flujo sanguíneo al cerebro. Generalmente</w:t>
+      </w:r>
+      <w:r>
+        <w:rPr>
+          <w:color w:val="000000" w:themeColor="text1"/>
+        </w:rPr>
+        <w:t>,</w:t>
+      </w:r>
+      <w:r>
+        <w:rPr>
+          <w:color w:val="000000" w:themeColor="text1"/>
+        </w:rPr>
+        <w:t xml:space="preserve"> es de corta duración y puede estar asociado a factores como fatiga, estrés, deshidratación o cambios bruscos de posición.</w:t>
       </w:r>
     </w:p>
     <w:p>
@@ -12106,7 +12410,19 @@
         <w:rPr>
           <w:lang w:val="es-419" w:eastAsia="es-CO"/>
         </w:rPr>
-        <w:t xml:space="preserve">La comparación deja en claro la diferencia central. En la convulsión se protege y se espera; en el desmayo se acuesta y se eleva. En ambos casos, lo que no se hace pesa tanto como lo que se hace. Las guías internacionales recomiendan activar el sistema de emergencias si la convulsión dura más de cinco minutos se repite o es la primera en la </w:t>
+        <w:t>La comparación deja en claro la diferencia central. En la convulsión se protege y se espera; en el desmayo se acuesta y se eleva. En ambos casos, lo que no se hace pesa tanto como lo que se hace. Las guías internacionales recomiendan activar el sistema de emergencias si la convulsión dura más de cinco minutos</w:t>
+      </w:r>
+      <w:r>
+        <w:rPr>
+          <w:lang w:val="es-419" w:eastAsia="es-CO"/>
+        </w:rPr>
+        <w:t>,</w:t>
+      </w:r>
+      <w:r>
+        <w:rPr>
+          <w:lang w:val="es-419" w:eastAsia="es-CO"/>
+        </w:rPr>
+        <w:t xml:space="preserve"> se repite o es la primera en la </w:t>
       </w:r>
       <w:r>
         <w:rPr>
@@ -12126,7 +12442,19 @@
         <w:rPr>
           <w:lang w:val="es-419" w:eastAsia="es-CO"/>
         </w:rPr>
-        <w:t>Durante una convulsión nadie sujeta a la persona ni le introduce nada en la boca. Se protege la cabeza, se cuenta el tiempo y, al terminar, se coloca de lado.</w:t>
+        <w:t>Durante una convulsión</w:t>
+      </w:r>
+      <w:r>
+        <w:rPr>
+          <w:lang w:val="es-419" w:eastAsia="es-CO"/>
+        </w:rPr>
+        <w:t>,</w:t>
+      </w:r>
+      <w:r>
+        <w:rPr>
+          <w:lang w:val="es-419" w:eastAsia="es-CO"/>
+        </w:rPr>
+        <w:t xml:space="preserve"> nadie sujeta a la persona ni le introduce nada en la boca. Se protege la cabeza, se cuenta el tiempo y, al terminar, se coloca de lado.</w:t>
       </w:r>
     </w:p>
     <w:p>
@@ -12166,11 +12494,11 @@
       <w:pPr>
         <w:pStyle w:val="Ttulo2"/>
       </w:pPr>
-      <w:bookmarkStart w:id="19" w:name="_Toc242171685"/>
+      <w:bookmarkStart w:id="20" w:name="_Toc243329847"/>
       <w:r>
         <w:t>Infarto y accidente cerebrovascular</w:t>
       </w:r>
-      <w:bookmarkEnd w:id="19"/>
+      <w:bookmarkEnd w:id="20"/>
     </w:p>
     <w:p>
       <w:pPr>
@@ -12202,7 +12530,19 @@
           <w:lang w:val="es-419" w:eastAsia="es-CO"/>
         </w:rPr>
         <w:lastRenderedPageBreak/>
-        <w:t xml:space="preserve">inmediata debido a su alta gravedad. Se manifiesta con dolor en el pecho, opresivo e intenso, que puede irradiarse al brazo, al cuello o a la mandíbula, acompañado de dificultad para respirar, sudoración fría, náuseas o malestar general. En mujeres, adultos mayores y personas con diabetes el dolor puede ser leve o estar ausente, y predominan la fatiga y la falta de aire (American Heart </w:t>
+        <w:t>inmediata debido a su alta gravedad. Se manifiesta con dolor en el pecho, opresivo e intenso, que puede irradiarse al brazo, al cuello o a la mandíbula, acompañado de dificultad para respirar, sudoración fría, náuseas o malestar general. En mujeres, adultos mayores y personas con diabetes</w:t>
+      </w:r>
+      <w:r>
+        <w:rPr>
+          <w:lang w:val="es-419" w:eastAsia="es-CO"/>
+        </w:rPr>
+        <w:t>,</w:t>
+      </w:r>
+      <w:r>
+        <w:rPr>
+          <w:lang w:val="es-419" w:eastAsia="es-CO"/>
+        </w:rPr>
+        <w:t xml:space="preserve"> el dolor puede ser leve o estar ausente, y predominan la fatiga y la falta de aire (American Heart </w:t>
       </w:r>
       <w:proofErr w:type="spellStart"/>
       <w:r>
@@ -12658,49 +12998,43 @@
         <w:rPr>
           <w:lang w:val="es-419" w:eastAsia="es-CO"/>
         </w:rPr>
-        <w:t xml:space="preserve">Para reconocer el ACV en segundos se emplea la regla mnemotécnica FAST, formada por las iniciales de las palabras inglesas </w:t>
-      </w:r>
-      <w:proofErr w:type="spellStart"/>
-      <w:r>
-        <w:rPr>
-          <w:lang w:val="es-419" w:eastAsia="es-CO"/>
-        </w:rPr>
-        <w:t>face</w:t>
-      </w:r>
-      <w:proofErr w:type="spellEnd"/>
-      <w:r>
-        <w:rPr>
-          <w:lang w:val="es-419" w:eastAsia="es-CO"/>
-        </w:rPr>
-        <w:t xml:space="preserve">, </w:t>
-      </w:r>
-      <w:proofErr w:type="spellStart"/>
-      <w:r>
-        <w:rPr>
-          <w:lang w:val="es-419" w:eastAsia="es-CO"/>
-        </w:rPr>
-        <w:t>arms</w:t>
-      </w:r>
-      <w:proofErr w:type="spellEnd"/>
-      <w:r>
-        <w:rPr>
-          <w:lang w:val="es-419" w:eastAsia="es-CO"/>
-        </w:rPr>
-        <w:t xml:space="preserve">, </w:t>
-      </w:r>
-      <w:proofErr w:type="spellStart"/>
-      <w:r>
-        <w:rPr>
-          <w:lang w:val="es-419" w:eastAsia="es-CO"/>
-        </w:rPr>
-        <w:t>speech</w:t>
-      </w:r>
-      <w:proofErr w:type="spellEnd"/>
-      <w:r>
-        <w:rPr>
-          <w:lang w:val="es-419" w:eastAsia="es-CO"/>
-        </w:rPr>
-        <w:t xml:space="preserve"> y time, que corresponden a cara, brazos, habla y tiempo. La regla revisa cuatro señales en un orden fijo, cada una asociada a una función que el cerebro pierde cuando el riego se interrumpe, y basta con que una falle para activar el sistema de emergencias.</w:t>
+        <w:t>Para reconocer el ACV en segundos</w:t>
+      </w:r>
+      <w:r>
+        <w:rPr>
+          <w:lang w:val="es-419" w:eastAsia="es-CO"/>
+        </w:rPr>
+        <w:t>,</w:t>
+      </w:r>
+      <w:r>
+        <w:rPr>
+          <w:lang w:val="es-419" w:eastAsia="es-CO"/>
+        </w:rPr>
+        <w:t xml:space="preserve"> se emplea la regla mnemotécnica FAST, formada por las iniciales de las palabras inglesas </w:t>
+      </w:r>
+      <w:r>
+        <w:rPr>
+          <w:rStyle w:val="Extranjerismo"/>
+        </w:rPr>
+        <w:t>face, arms, speech</w:t>
+      </w:r>
+      <w:r>
+        <w:rPr>
+          <w:lang w:val="es-419" w:eastAsia="es-CO"/>
+        </w:rPr>
+        <w:t xml:space="preserve"> y </w:t>
+      </w:r>
+      <w:r>
+        <w:rPr>
+          <w:rStyle w:val="Extranjerismo"/>
+        </w:rPr>
+        <w:t>time</w:t>
+      </w:r>
+      <w:r>
+        <w:rPr>
+          <w:lang w:val="es-419" w:eastAsia="es-CO"/>
+        </w:rPr>
+        <w:t>, que corresponden a cara, brazos, habla y tiempo. La regla revisa cuatro señales en un orden fijo, cada una asociada a una función que el cerebro pierde cuando el riego se interrumpe, y basta con que una falle para activar el sistema de emergencias.</w:t>
       </w:r>
     </w:p>
     <w:p>
@@ -12854,12 +13188,12 @@
       <w:pPr>
         <w:pStyle w:val="Ttulo2"/>
       </w:pPr>
-      <w:bookmarkStart w:id="20" w:name="_Toc242171686"/>
+      <w:bookmarkStart w:id="21" w:name="_Toc243329848"/>
       <w:r>
         <w:lastRenderedPageBreak/>
         <w:t>Intoxicaciones</w:t>
       </w:r>
-      <w:bookmarkEnd w:id="20"/>
+      <w:bookmarkEnd w:id="21"/>
     </w:p>
     <w:p>
       <w:pPr>
@@ -13284,11 +13618,11 @@
       <w:pPr>
         <w:pStyle w:val="Ttulo2"/>
       </w:pPr>
-      <w:bookmarkStart w:id="21" w:name="_Toc242171687"/>
+      <w:bookmarkStart w:id="22" w:name="_Toc243329849"/>
       <w:r>
         <w:t>Ahogamiento</w:t>
       </w:r>
-      <w:bookmarkEnd w:id="21"/>
+      <w:bookmarkEnd w:id="22"/>
     </w:p>
     <w:p>
       <w:pPr>
@@ -13724,12 +14058,12 @@
       <w:pPr>
         <w:pStyle w:val="Ttulo1"/>
       </w:pPr>
-      <w:bookmarkStart w:id="22" w:name="_Toc242171688"/>
+      <w:bookmarkStart w:id="23" w:name="_Toc243329850"/>
       <w:r>
         <w:lastRenderedPageBreak/>
         <w:t>Evaluación, comunicación y traslado</w:t>
       </w:r>
-      <w:bookmarkEnd w:id="22"/>
+      <w:bookmarkEnd w:id="23"/>
     </w:p>
     <w:p>
       <w:pPr>
@@ -13897,8 +14231,8 @@
       </w:pPr>
       <w:r>
         <w:rPr>
+          <w:rStyle w:val="Extranjerismo"/>
           <w:b/>
-          <w:lang w:val="es-419" w:eastAsia="es-CO"/>
         </w:rPr>
         <w:t>Shock</w:t>
       </w:r>
@@ -13919,7 +14253,19 @@
         <w:rPr>
           <w:lang w:val="es-419" w:eastAsia="es-CO"/>
         </w:rPr>
-        <w:t>Los cinco apartados forman un ciclo. Se vigila, se reconocen los cambios, se informan, se prepara el traslado y, durante todo el proceso, se previene el shock, que es la vía común por la que cualquier lesión grave conduce a la muerte.</w:t>
+        <w:t xml:space="preserve">Los cinco apartados forman un ciclo. Se vigila, se reconocen los cambios, se informan, se prepara el traslado y, durante todo el proceso, se previene el </w:t>
+      </w:r>
+      <w:r>
+        <w:rPr>
+          <w:rStyle w:val="Extranjerismo"/>
+        </w:rPr>
+        <w:t>shock</w:t>
+      </w:r>
+      <w:r>
+        <w:rPr>
+          <w:lang w:val="es-419" w:eastAsia="es-CO"/>
+        </w:rPr>
+        <w:t>, que es la vía común por la que cualquier lesión grave conduce a la muerte.</w:t>
       </w:r>
     </w:p>
     <w:p>
@@ -13946,11 +14292,11 @@
       <w:pPr>
         <w:pStyle w:val="Ttulo2"/>
       </w:pPr>
-      <w:bookmarkStart w:id="23" w:name="_Toc242171689"/>
+      <w:bookmarkStart w:id="24" w:name="_Toc243329851"/>
       <w:r>
         <w:t>Signos de alarma</w:t>
       </w:r>
-      <w:bookmarkEnd w:id="23"/>
+      <w:bookmarkEnd w:id="24"/>
     </w:p>
     <w:p>
       <w:pPr>
@@ -14308,15 +14654,7 @@
         <w:rPr>
           <w:lang w:val="es-419" w:eastAsia="es-CO"/>
         </w:rPr>
-        <w:t>: cr</w:t>
-      </w:r>
-      <w:bookmarkStart w:id="24" w:name="_GoBack"/>
-      <w:bookmarkEnd w:id="24"/>
-      <w:r>
-        <w:rPr>
-          <w:lang w:val="es-419" w:eastAsia="es-CO"/>
-        </w:rPr>
-        <w:t>ece a pesar de la inmovilización y del reposo, o cambia de lugar. Puede indicar que la lesión avanza o que la férula comprime.</w:t>
+        <w:t>: crece a pesar de la inmovilización y del reposo, o cambia de lugar. Puede indicar que la lesión avanza o que la férula comprime.</w:t>
       </w:r>
     </w:p>
     <w:p>
@@ -14477,7 +14815,7 @@
       <w:pPr>
         <w:pStyle w:val="Ttulo2"/>
       </w:pPr>
-      <w:bookmarkStart w:id="25" w:name="_Toc242171690"/>
+      <w:bookmarkStart w:id="25" w:name="_Toc243329852"/>
       <w:r>
         <w:t>Seguimiento del lesionado</w:t>
       </w:r>
@@ -14895,7 +15233,7 @@
       <w:pPr>
         <w:pStyle w:val="Ttulo2"/>
       </w:pPr>
-      <w:bookmarkStart w:id="26" w:name="_Toc242171691"/>
+      <w:bookmarkStart w:id="26" w:name="_Toc243329853"/>
       <w:r>
         <w:t>Comunicación con emergencias</w:t>
       </w:r>
@@ -15124,7 +15462,7 @@
       <w:pPr>
         <w:pStyle w:val="Ttulo2"/>
       </w:pPr>
-      <w:bookmarkStart w:id="27" w:name="_Toc242171692"/>
+      <w:bookmarkStart w:id="27" w:name="_Toc243329854"/>
       <w:r>
         <w:t>Preparación para el traslado</w:t>
       </w:r>
@@ -15325,7 +15663,19 @@
         <w:rPr>
           <w:lang w:val="es-419" w:eastAsia="es-CO"/>
         </w:rPr>
-        <w:t>El traslado por medios propios es una decisión, no un reflejo. En la mayoría de las situaciones la mejor conducta consiste en esperar a la ambulancia, porque el personal que llega cuenta con equipos de inmovilización y con la posibilidad de iniciar tratamiento durante el recorrido. Mover a una persona lesionada sin esa capacidad convierte un trayecto corto en una fuente de daño adicional.</w:t>
+        <w:t>El traslado por medios propios es una decisión, no un reflejo. En la mayoría de las situaciones</w:t>
+      </w:r>
+      <w:r>
+        <w:rPr>
+          <w:lang w:val="es-419" w:eastAsia="es-CO"/>
+        </w:rPr>
+        <w:t>,</w:t>
+      </w:r>
+      <w:r>
+        <w:rPr>
+          <w:lang w:val="es-419" w:eastAsia="es-CO"/>
+        </w:rPr>
+        <w:t xml:space="preserve"> la mejor conducta consiste en esperar a la ambulancia, porque el personal que llega cuenta con equipos de inmovilización y con la posibilidad de iniciar tratamiento durante el recorrido. Mover a una persona lesionada sin esa capacidad convierte un trayecto corto en una fuente de daño adicional.</w:t>
       </w:r>
     </w:p>
     <w:p>
@@ -15503,7 +15853,7 @@
       <w:pPr>
         <w:pStyle w:val="Ttulo2"/>
       </w:pPr>
-      <w:bookmarkStart w:id="28" w:name="_Toc242171693"/>
+      <w:bookmarkStart w:id="28" w:name="_Toc243329855"/>
       <w:r>
         <w:rPr>
           <w:rStyle w:val="Extranjerismo"/>
@@ -15526,7 +15876,31 @@
         <w:rPr>
           <w:lang w:val="es-419" w:eastAsia="es-CO"/>
         </w:rPr>
-        <w:t>Una hemorragia, una quemadura o una reacción alérgica pueden desembocar en el mismo desenlace. Ese estado, conocido como shock, aparece cuando el organismo no logra mantener el riego de los tejidos, de modo que los órganos vitales dejan de recibir oxígeno y nutrientes suficientes. El shock genera un deterioro progresivo de las funciones corporales y, si no se interviene a tiempo, puede conducir a la muerte.</w:t>
+        <w:t xml:space="preserve">Una hemorragia, una quemadura o una reacción alérgica pueden desembocar en el mismo desenlace. Ese estado, conocido como </w:t>
+      </w:r>
+      <w:r>
+        <w:rPr>
+          <w:rStyle w:val="Extranjerismo"/>
+        </w:rPr>
+        <w:t>shock</w:t>
+      </w:r>
+      <w:r>
+        <w:rPr>
+          <w:lang w:val="es-419" w:eastAsia="es-CO"/>
+        </w:rPr>
+        <w:t xml:space="preserve">, aparece cuando el organismo no logra mantener el riego de los tejidos, de modo que los órganos vitales dejan de recibir oxígeno y nutrientes suficientes. El </w:t>
+      </w:r>
+      <w:r>
+        <w:rPr>
+          <w:rStyle w:val="Extranjerismo"/>
+        </w:rPr>
+        <w:t>shock</w:t>
+      </w:r>
+      <w:r>
+        <w:rPr>
+          <w:lang w:val="es-419" w:eastAsia="es-CO"/>
+        </w:rPr>
+        <w:t xml:space="preserve"> genera un deterioro progresivo de las funciones corporales y, si no se interviene a tiempo, puede conducir a la muerte.</w:t>
       </w:r>
     </w:p>
     <w:p>
@@ -15576,7 +15950,7 @@
         <w:rPr>
           <w:lang w:val="es-419" w:eastAsia="es-CO"/>
         </w:rPr>
-        <w:t xml:space="preserve"> cardiogénico), reacciones alérgicas graves (shock anafiláctico) o infecciones generalizadas (</w:t>
+        <w:t xml:space="preserve"> cardiogénico), reacciones alérgicas graves (</w:t>
       </w:r>
       <w:r>
         <w:rPr>
@@ -15588,20 +15962,56 @@
         <w:rPr>
           <w:lang w:val="es-419" w:eastAsia="es-CO"/>
         </w:rPr>
-        <w:t xml:space="preserve"> séptico). En la atención prehospitalaria, el más frecuente es el shock hipovolémico, especialmente asociado a hemorragias, lo que refuerza la importancia del control del sangrado como medida prioritaria.</w:t>
-      </w:r>
-    </w:p>
-    <w:p>
-      <w:pPr>
-        <w:rPr>
-          <w:lang w:val="es-419" w:eastAsia="es-CO"/>
-        </w:rPr>
-      </w:pPr>
-      <w:r>
-        <w:rPr>
-          <w:lang w:val="es-419" w:eastAsia="es-CO"/>
-        </w:rPr>
-        <w:t>El manejo inicial del shock se orienta a mantener la perfusión, prevenir el deterioro y garantizar condiciones mínimas de estabilidad. Para ello, se recomienda colocar al paciente en posición horizontal y, si no existe contraindicación, elevar las piernas para favorecer el retorno venoso. Resulta esencial, además, mantener la vía aérea permeable, controlar hemorragias, abrigar al paciente para prevenir la pérdida de temperatura y activar de manera inmediata el sistema de emergencias.</w:t>
+        <w:t xml:space="preserve"> anafiláctico) o infecciones generalizadas (</w:t>
+      </w:r>
+      <w:r>
+        <w:rPr>
+          <w:rStyle w:val="Extranjerismo"/>
+        </w:rPr>
+        <w:t>shock</w:t>
+      </w:r>
+      <w:r>
+        <w:rPr>
+          <w:lang w:val="es-419" w:eastAsia="es-CO"/>
+        </w:rPr>
+        <w:t xml:space="preserve"> séptico). En la atención prehospitalaria, el más frecuente es el </w:t>
+      </w:r>
+      <w:r>
+        <w:rPr>
+          <w:rStyle w:val="Extranjerismo"/>
+        </w:rPr>
+        <w:t>shock</w:t>
+      </w:r>
+      <w:r>
+        <w:rPr>
+          <w:lang w:val="es-419" w:eastAsia="es-CO"/>
+        </w:rPr>
+        <w:t xml:space="preserve"> hipovolémico, especialmente asociado a hemorragias, lo que refuerza la importancia del control del sangrado como medida prioritaria.</w:t>
+      </w:r>
+    </w:p>
+    <w:p>
+      <w:pPr>
+        <w:rPr>
+          <w:lang w:val="es-419" w:eastAsia="es-CO"/>
+        </w:rPr>
+      </w:pPr>
+      <w:r>
+        <w:rPr>
+          <w:lang w:val="es-419" w:eastAsia="es-CO"/>
+        </w:rPr>
+        <w:t xml:space="preserve">El manejo inicial del </w:t>
+      </w:r>
+      <w:r>
+        <w:rPr>
+          <w:rStyle w:val="Extranjerismo"/>
+        </w:rPr>
+        <w:t>shock</w:t>
+      </w:r>
+      <w:r>
+        <w:rPr>
+          <w:lang w:val="es-419" w:eastAsia="es-CO"/>
+        </w:rPr>
+        <w:t xml:space="preserve"> se orienta a mantener la perfusión, prevenir el deterioro y garantizar condiciones mínimas de estabilidad. Para ello, se recomienda colocar al paciente en posición horizontal y, si no existe contraindicación, elevar las piernas para favorecer el retorno venoso. Resulta esencial, además, mantener la vía aérea permeable, controlar hemorragias, abrigar al paciente para prevenir la pérdida de temperatura y activar de manera inmediata el sistema de emergencias.</w:t>
       </w:r>
     </w:p>
     <w:p>
@@ -15778,7 +16188,19 @@
         <w:rPr>
           <w:lang w:val="es-419" w:eastAsia="es-CO"/>
         </w:rPr>
-        <w:t xml:space="preserve">Las cuatro situaciones comparten un mismo principio de manejo. El primer respondiente no revierte el shock, sino que lo reconoce temprano, evita que avance y acelera la llegada de la atención especializada. La hipotermia, además, empeora cualquier </w:t>
+        <w:t xml:space="preserve">Las cuatro situaciones comparten un mismo principio de manejo. El primer respondiente no revierte el </w:t>
+      </w:r>
+      <w:r>
+        <w:rPr>
+          <w:rStyle w:val="Extranjerismo"/>
+        </w:rPr>
+        <w:t>shock</w:t>
+      </w:r>
+      <w:r>
+        <w:rPr>
+          <w:lang w:val="es-419" w:eastAsia="es-CO"/>
+        </w:rPr>
+        <w:t xml:space="preserve">, sino que lo reconoce temprano, evita que avance y acelera la llegada de la atención especializada. La hipotermia, además, empeora cualquier </w:t>
       </w:r>
       <w:r>
         <w:rPr>
@@ -16077,7 +16499,7 @@
           <w:u w:val="single"/>
         </w:rPr>
       </w:pPr>
-      <w:bookmarkStart w:id="29" w:name="_Toc242171694"/>
+      <w:bookmarkStart w:id="29" w:name="_Toc243329856"/>
       <w:r>
         <w:lastRenderedPageBreak/>
         <w:t>Síntesis</w:t>
@@ -16270,7 +16692,7 @@
       <w:pPr>
         <w:pStyle w:val="Titulosgenerales"/>
       </w:pPr>
-      <w:bookmarkStart w:id="30" w:name="_Toc242171695"/>
+      <w:bookmarkStart w:id="30" w:name="_Toc243329857"/>
       <w:r>
         <w:lastRenderedPageBreak/>
         <w:t>Glosario</w:t>
@@ -16294,7 +16716,19 @@
         <w:rPr>
           <w:bCs/>
         </w:rPr>
-        <w:t>: reacción alérgica grave y de inicio rápido que compromete la respiración y la circulación, y que puede evolucionar hacia el shock anafiláctico.</w:t>
+        <w:t xml:space="preserve">: reacción alérgica grave y de inicio rápido que compromete la respiración y la circulación, y que puede evolucionar hacia el </w:t>
+      </w:r>
+      <w:r>
+        <w:rPr>
+          <w:rStyle w:val="Extranjerismo"/>
+        </w:rPr>
+        <w:t>shock</w:t>
+      </w:r>
+      <w:r>
+        <w:rPr>
+          <w:bCs/>
+        </w:rPr>
+        <w:t xml:space="preserve"> anafiláctico.</w:t>
       </w:r>
     </w:p>
     <w:p>
@@ -16374,7 +16808,19 @@
         <w:rPr>
           <w:bCs/>
         </w:rPr>
-        <w:t>: disminución del volumen de sangre o de líquidos circulantes, generalmente por hemorragia, quemaduras o deshidratación, que puede conducir al shock.</w:t>
+        <w:t xml:space="preserve">: disminución del volumen de sangre o de líquidos circulantes, generalmente por hemorragia, quemaduras o deshidratación, que puede conducir al </w:t>
+      </w:r>
+      <w:r>
+        <w:rPr>
+          <w:rStyle w:val="Extranjerismo"/>
+        </w:rPr>
+        <w:t>shock</w:t>
+      </w:r>
+      <w:r>
+        <w:rPr>
+          <w:bCs/>
+        </w:rPr>
+        <w:t>.</w:t>
       </w:r>
     </w:p>
     <w:p>
@@ -16414,7 +16860,19 @@
         <w:rPr>
           <w:bCs/>
         </w:rPr>
-        <w:t>: llegada de sangre oxigenada a los tejidos y órganos; su falla es la base fisiológica del shock.</w:t>
+        <w:t xml:space="preserve">: llegada de sangre oxigenada a los tejidos y órganos; su falla es la base fisiológica del </w:t>
+      </w:r>
+      <w:r>
+        <w:rPr>
+          <w:rStyle w:val="Extranjerismo"/>
+        </w:rPr>
+        <w:t>shock</w:t>
+      </w:r>
+      <w:r>
+        <w:rPr>
+          <w:bCs/>
+        </w:rPr>
+        <w:t>.</w:t>
       </w:r>
     </w:p>
     <w:p>
@@ -16490,7 +16948,7 @@
       <w:pPr>
         <w:pStyle w:val="Titulosgenerales"/>
       </w:pPr>
-      <w:bookmarkStart w:id="31" w:name="_Toc242171696"/>
+      <w:bookmarkStart w:id="31" w:name="_Toc243329858"/>
       <w:r>
         <w:lastRenderedPageBreak/>
         <w:t>Referencias bibliográficas</w:t>
@@ -16826,7 +17284,43 @@
         <w:t>. OMS.</w:t>
       </w:r>
     </w:p>
-    <w:p/>
+    <w:p>
+      <w:r>
+        <w:t xml:space="preserve">Organización Panamericana de la Salud. (2017). </w:t>
+      </w:r>
+      <w:proofErr w:type="spellStart"/>
+      <w:r>
+        <w:t>Emergency</w:t>
+      </w:r>
+      <w:proofErr w:type="spellEnd"/>
+      <w:r>
+        <w:t xml:space="preserve"> </w:t>
+      </w:r>
+      <w:proofErr w:type="spellStart"/>
+      <w:r>
+        <w:t>care</w:t>
+      </w:r>
+      <w:proofErr w:type="spellEnd"/>
+      <w:r>
+        <w:t xml:space="preserve">: </w:t>
+      </w:r>
+      <w:proofErr w:type="spellStart"/>
+      <w:r>
+        <w:t>Systems</w:t>
+      </w:r>
+      <w:proofErr w:type="spellEnd"/>
+      <w:r>
+        <w:t xml:space="preserve"> and </w:t>
+      </w:r>
+      <w:proofErr w:type="spellStart"/>
+      <w:r>
+        <w:t>policies</w:t>
+      </w:r>
+      <w:proofErr w:type="spellEnd"/>
+      <w:r>
+        <w:t>. OPS.</w:t>
+      </w:r>
+    </w:p>
     <w:p/>
     <w:p>
       <w:pPr>
@@ -16838,7 +17332,7 @@
       <w:pPr>
         <w:pStyle w:val="Titulosgenerales"/>
       </w:pPr>
-      <w:bookmarkStart w:id="32" w:name="_Toc242171697"/>
+      <w:bookmarkStart w:id="32" w:name="_Toc243329859"/>
       <w:r>
         <w:lastRenderedPageBreak/>
         <w:t>Créditos</w:t>
@@ -24311,15 +24805,6 @@
 </file>
 
 <file path=customXml/item2.xml><?xml version="1.0" encoding="utf-8"?>
-<?mso-contentType ?>
-<FormTemplates xmlns="http://schemas.microsoft.com/sharepoint/v3/contenttype/forms">
-  <Display>DocumentLibraryForm</Display>
-  <Edit>DocumentLibraryForm</Edit>
-  <New>DocumentLibraryForm</New>
-</FormTemplates>
-</file>
-
-<file path=customXml/item3.xml><?xml version="1.0" encoding="utf-8"?>
 <p:properties xmlns:p="http://schemas.microsoft.com/office/2006/metadata/properties" xmlns:xsi="http://www.w3.org/2001/XMLSchema-instance" xmlns:pc="http://schemas.microsoft.com/office/infopath/2007/PartnerControls">
   <documentManagement>
     <TaxCatchAll xmlns="13c90a0b-73bc-4dc0-be5f-28d77b615beb" xsi:nil="true"/>
@@ -24328,6 +24813,15 @@
     </lcf76f155ced4ddcb4097134ff3c332f>
   </documentManagement>
 </p:properties>
+</file>
+
+<file path=customXml/item3.xml><?xml version="1.0" encoding="utf-8"?>
+<?mso-contentType ?>
+<FormTemplates xmlns="http://schemas.microsoft.com/sharepoint/v3/contenttype/forms">
+  <Display>DocumentLibraryForm</Display>
+  <Edit>DocumentLibraryForm</Edit>
+  <New>DocumentLibraryForm</New>
+</FormTemplates>
 </file>
 
 <file path=customXml/item4.xml><?xml version="1.0" encoding="utf-8"?>
@@ -24354,14 +24848,6 @@
 </file>
 
 <file path=customXml/itemProps2.xml><?xml version="1.0" encoding="utf-8"?>
-<ds:datastoreItem xmlns:ds="http://schemas.openxmlformats.org/officeDocument/2006/customXml" ds:itemID="{10663269-2064-4804-8290-36D4A57F5557}">
-  <ds:schemaRefs>
-    <ds:schemaRef ds:uri="http://schemas.microsoft.com/sharepoint/v3/contenttype/forms"/>
-  </ds:schemaRefs>
-</ds:datastoreItem>
-</file>
-
-<file path=customXml/itemProps3.xml><?xml version="1.0" encoding="utf-8"?>
 <ds:datastoreItem xmlns:ds="http://schemas.openxmlformats.org/officeDocument/2006/customXml" ds:itemID="{1279454D-02BE-4A9C-A117-DCD1573E2608}">
   <ds:schemaRefs>
     <ds:schemaRef ds:uri="http://schemas.microsoft.com/office/2006/metadata/properties"/>
@@ -24372,8 +24858,16 @@
 </ds:datastoreItem>
 </file>
 
+<file path=customXml/itemProps3.xml><?xml version="1.0" encoding="utf-8"?>
+<ds:datastoreItem xmlns:ds="http://schemas.openxmlformats.org/officeDocument/2006/customXml" ds:itemID="{10663269-2064-4804-8290-36D4A57F5557}">
+  <ds:schemaRefs>
+    <ds:schemaRef ds:uri="http://schemas.microsoft.com/sharepoint/v3/contenttype/forms"/>
+  </ds:schemaRefs>
+</ds:datastoreItem>
+</file>
+
 <file path=customXml/itemProps4.xml><?xml version="1.0" encoding="utf-8"?>
-<ds:datastoreItem xmlns:ds="http://schemas.openxmlformats.org/officeDocument/2006/customXml" ds:itemID="{00BD986F-8C42-4050-9B53-54C733763C7D}">
+<ds:datastoreItem xmlns:ds="http://schemas.openxmlformats.org/officeDocument/2006/customXml" ds:itemID="{7FA6EC21-08E0-4005-B612-80DD88B52BAA}">
   <ds:schemaRefs>
     <ds:schemaRef ds:uri="http://schemas.openxmlformats.org/officeDocument/2006/bibliography"/>
   </ds:schemaRefs>

--- a/fuentes/32330007_CF02_CFA.docx
+++ b/fuentes/32330007_CF02_CFA.docx
@@ -205,7 +205,7 @@
               </wp:anchor>
             </w:drawing>
           </mc:Choice>
-          <mc:Fallback xmlns:oel="http://schemas.microsoft.com/office/2019/extlst" xmlns:w16cex="http://schemas.microsoft.com/office/word/2018/wordml/cex" xmlns:w16="http://schemas.microsoft.com/office/word/2018/wordml" xmlns:w16sdtdh="http://schemas.microsoft.com/office/word/2020/wordml/sdtdatahash">
+          <mc:Fallback xmlns:w16sdtdh="http://schemas.microsoft.com/office/word/2020/wordml/sdtdatahash" xmlns:w16="http://schemas.microsoft.com/office/word/2018/wordml" xmlns:w16cex="http://schemas.microsoft.com/office/word/2018/wordml/cex" xmlns:oel="http://schemas.microsoft.com/office/2019/extlst">
             <w:pict>
               <v:rect w14:anchorId="4C256C62" id="Rectángulo 3" o:spid="_x0000_s1026" alt="&quot;&quot;" style="position:absolute;margin-left:-55.95pt;margin-top:26.4pt;width:613.85pt;height:164.25pt;z-index:-251655168;visibility:visible;mso-wrap-style:square;mso-height-percent:0;mso-wrap-distance-left:9pt;mso-wrap-distance-top:0;mso-wrap-distance-right:9pt;mso-wrap-distance-bottom:0;mso-position-horizontal:absolute;mso-position-horizontal-relative:text;mso-position-vertical:absolute;mso-position-vertical-relative:text;mso-height-percent:0;mso-height-relative:margin;v-text-anchor:middle" o:gfxdata="UEsDBBQABgAIAAAAIQC2gziS/gAAAOEBAAATAAAAW0NvbnRlbnRfVHlwZXNdLnhtbJSRQU7DMBBF&#10;90jcwfIWJU67QAgl6YK0S0CoHGBkTxKLZGx5TGhvj5O2G0SRWNoz/78nu9wcxkFMGNg6quQqL6RA&#10;0s5Y6ir5vt9lD1JwBDIwOMJKHpHlpr69KfdHjyxSmriSfYz+USnWPY7AufNIadK6MEJMx9ApD/oD&#10;OlTrorhX2lFEilmcO2RdNtjC5xDF9pCuTyYBB5bi6bQ4syoJ3g9WQ0ymaiLzg5KdCXlKLjvcW893&#10;SUOqXwnz5DrgnHtJTxOsQfEKIT7DmDSUCaxw7Rqn8787ZsmRM9e2VmPeBN4uqYvTtW7jvijg9N/y&#10;JsXecLq0q+WD6m8AAAD//wMAUEsDBBQABgAIAAAAIQA4/SH/1gAAAJQBAAALAAAAX3JlbHMvLnJl&#10;bHOkkMFqwzAMhu+DvYPRfXGawxijTi+j0GvpHsDYimMaW0Yy2fr2M4PBMnrbUb/Q94l/f/hMi1qR&#10;JVI2sOt6UJgd+ZiDgffL8ekFlFSbvV0oo4EbChzGx4f9GRdb25HMsYhqlCwG5lrLq9biZkxWOiqY&#10;22YiTra2kYMu1l1tQD30/bPm3wwYN0x18gb45AdQl1tp5j/sFB2T0FQ7R0nTNEV3j6o9feQzro1i&#10;OWA14Fm+Q8a1a8+Bvu/d/dMb2JY5uiPbhG/ktn4cqGU/er3pcvwCAAD//wMAUEsDBBQABgAIAAAA&#10;IQDXSMK5gAIAAGAFAAAOAAAAZHJzL2Uyb0RvYy54bWysVE1v2zAMvQ/YfxB0X+1kydIEdYqgRYcB&#10;RVu0HXpWZCk2IIsapXzt14+SP9J1xQ7DclAk8fGRfCZ1cXloDNsp9DXYgo/Ocs6UlVDWdlPw7883&#10;n84580HYUhiwquBH5fnl8uOHi71bqDFUYEqFjEisX+xdwasQ3CLLvKxUI/wZOGXJqAEbEeiIm6xE&#10;sSf2xmTjPP+S7QFLhyCV93R73Rr5MvFrrWS419qrwEzBKbeQVkzrOq7Z8kIsNihcVcsuDfEPWTSi&#10;thR0oLoWQbAt1n9QNbVE8KDDmYQmA61rqVINVM0of1PNUyWcSrWQON4NMvn/Ryvvdk/uAUmGvfML&#10;T9tYxUFjE/8pP3ZIYh0HsdQhMEmXs9l8ej6fcibJNs7Pp/PZNMqZndwd+vBVQcPipuBIXyOJJHa3&#10;PrTQHhKjeTB1eVMbkw64WV8ZZDsRv1z+eTS57th/gxkbwRaiW8sYb7JTMWkXjkZFnLGPSrO6pPTH&#10;KZPUZ2qII6RUNoxaUyVK1Yaf5vTro8fOjB6p0kQYmTXFH7g7gh7ZkvTcbZYdPrqq1KaDc/63xFrn&#10;wSNFBhsG56a2gO8RGKqqi9zie5FaaaJKayiPD8gQ2iHxTt7U9N1uhQ8PAmkqaH5o0sM9LdrAvuDQ&#10;7TirAH++dx/x1Kxk5WxPU1Zw/2MrUHFmvllq4/loMoljmQ6T6WxMB3xtWb+22G1zBdQOI3pTnEzb&#10;iA+m32qE5oUehFWMSiZhJcUuuAzYH65CO/30pEi1WiUYjaIT4dY+ORnJo6qxL58PLwJd17yB+v4O&#10;+okUizc93GKjp4XVNoCuU4OfdO30pjFOjdM9OfGdeH1OqNPDuPwFAAD//wMAUEsDBBQABgAIAAAA&#10;IQDARUG43wAAAAwBAAAPAAAAZHJzL2Rvd25yZXYueG1sTI/BTsMwDIbvSLxDZCRuW5pNQ6PUndBE&#10;xQ1pgwPHrPHaisbpkmxr357sBDdb/vT7+4vNaHtxIR86xwhqnoEgrp3puEH4+qxmaxAhaja6d0wI&#10;EwXYlPd3hc6Nu/KOLvvYiBTCIdcIbYxDLmWoW7I6zN1AnG5H562OafWNNF5fU7jt5SLLnqTVHacP&#10;rR5o21L9sz9bhO+3Lb3v6PQxeT+pEx9Ntasi4uPD+PoCItIY/2C46Sd1KJPTwZ3ZBNEjzJRSz4lF&#10;WC1Shxuh1CpNB4TlWi1BloX8X6L8BQAA//8DAFBLAQItABQABgAIAAAAIQC2gziS/gAAAOEBAAAT&#10;AAAAAAAAAAAAAAAAAAAAAABbQ29udGVudF9UeXBlc10ueG1sUEsBAi0AFAAGAAgAAAAhADj9If/W&#10;AAAAlAEAAAsAAAAAAAAAAAAAAAAALwEAAF9yZWxzLy5yZWxzUEsBAi0AFAAGAAgAAAAhANdIwrmA&#10;AgAAYAUAAA4AAAAAAAAAAAAAAAAALgIAAGRycy9lMm9Eb2MueG1sUEsBAi0AFAAGAAgAAAAhAMBF&#10;QbjfAAAADAEAAA8AAAAAAAAAAAAAAAAA2gQAAGRycy9kb3ducmV2LnhtbFBLBQYAAAAABAAEAPMA&#10;AADmBQAAAAA=&#10;" fillcolor="#00314d" stroked="f" strokeweight="1pt"/>
             </w:pict>
@@ -538,6 +538,7 @@
           <w:docPartUnique/>
         </w:docPartObj>
       </w:sdtPr>
+      <w:sdtEndPr/>
       <w:sdtContent>
         <w:p>
           <w:pPr>
@@ -550,8 +551,6 @@
             <w:t>ontenido</w:t>
           </w:r>
         </w:p>
-        <w:bookmarkStart w:id="0" w:name="_GoBack"/>
-        <w:bookmarkEnd w:id="0"/>
         <w:p>
           <w:pPr>
             <w:pStyle w:val="TDC1"/>
@@ -2929,12 +2928,12 @@
       <w:pPr>
         <w:pStyle w:val="Titulosgenerales"/>
       </w:pPr>
-      <w:bookmarkStart w:id="1" w:name="_Toc243329828"/>
+      <w:bookmarkStart w:id="0" w:name="_Toc243329828"/>
       <w:r>
         <w:lastRenderedPageBreak/>
         <w:t>Introducción</w:t>
       </w:r>
-      <w:bookmarkEnd w:id="1"/>
+      <w:bookmarkEnd w:id="0"/>
     </w:p>
     <w:p>
       <w:r>
@@ -3207,12 +3206,12 @@
       <w:pPr>
         <w:pStyle w:val="Ttulo1"/>
       </w:pPr>
-      <w:bookmarkStart w:id="2" w:name="_Toc243329829"/>
+      <w:bookmarkStart w:id="1" w:name="_Toc243329829"/>
       <w:r>
         <w:lastRenderedPageBreak/>
         <w:t>Signos vitales y valoración inicial del lesionado</w:t>
       </w:r>
-      <w:bookmarkEnd w:id="2"/>
+      <w:bookmarkEnd w:id="1"/>
     </w:p>
     <w:p>
       <w:pPr>
@@ -3422,12 +3421,12 @@
       <w:pPr>
         <w:pStyle w:val="Ttulo2"/>
       </w:pPr>
-      <w:bookmarkStart w:id="3" w:name="_Toc243329830"/>
+      <w:bookmarkStart w:id="2" w:name="_Toc243329830"/>
       <w:r>
         <w:lastRenderedPageBreak/>
         <w:t>Pulso y respiración</w:t>
       </w:r>
-      <w:bookmarkEnd w:id="3"/>
+      <w:bookmarkEnd w:id="2"/>
     </w:p>
     <w:p>
       <w:pPr>
@@ -4107,11 +4106,11 @@
       <w:pPr>
         <w:pStyle w:val="Ttulo2"/>
       </w:pPr>
-      <w:bookmarkStart w:id="4" w:name="_Toc243329831"/>
+      <w:bookmarkStart w:id="3" w:name="_Toc243329831"/>
       <w:r>
         <w:t>Circulación y valores de referencia</w:t>
       </w:r>
-      <w:bookmarkEnd w:id="4"/>
+      <w:bookmarkEnd w:id="3"/>
     </w:p>
     <w:p>
       <w:pPr>
@@ -4902,12 +4901,12 @@
       <w:pPr>
         <w:pStyle w:val="Ttulo2"/>
       </w:pPr>
-      <w:bookmarkStart w:id="5" w:name="_Toc243329832"/>
+      <w:bookmarkStart w:id="4" w:name="_Toc243329832"/>
       <w:r>
         <w:lastRenderedPageBreak/>
         <w:t>Secuencia de evaluación y valoración cefalocaudal</w:t>
       </w:r>
-      <w:bookmarkEnd w:id="5"/>
+      <w:bookmarkEnd w:id="4"/>
     </w:p>
     <w:p>
       <w:pPr>
@@ -5221,11 +5220,11 @@
       <w:pPr>
         <w:pStyle w:val="Ttulo2"/>
       </w:pPr>
-      <w:bookmarkStart w:id="6" w:name="_Toc243329833"/>
+      <w:bookmarkStart w:id="5" w:name="_Toc243329833"/>
       <w:r>
         <w:t>Evaluación primaria (ABCDE) y estado de conciencia (AVDI)</w:t>
       </w:r>
-      <w:bookmarkEnd w:id="6"/>
+      <w:bookmarkEnd w:id="5"/>
     </w:p>
     <w:p>
       <w:pPr>
@@ -6024,12 +6023,12 @@
       <w:pPr>
         <w:pStyle w:val="Ttulo1"/>
       </w:pPr>
-      <w:bookmarkStart w:id="7" w:name="_Toc243329834"/>
+      <w:bookmarkStart w:id="6" w:name="_Toc243329834"/>
       <w:r>
         <w:lastRenderedPageBreak/>
         <w:t>Intervenciones, heridas y hemorragias</w:t>
       </w:r>
-      <w:bookmarkEnd w:id="7"/>
+      <w:bookmarkEnd w:id="6"/>
     </w:p>
     <w:p>
       <w:pPr>
@@ -6243,11 +6242,11 @@
       <w:pPr>
         <w:pStyle w:val="Ttulo2"/>
       </w:pPr>
-      <w:bookmarkStart w:id="8" w:name="_Toc243329835"/>
+      <w:bookmarkStart w:id="7" w:name="_Toc243329835"/>
       <w:r>
         <w:t>Tipos de intervención</w:t>
       </w:r>
-      <w:bookmarkEnd w:id="8"/>
+      <w:bookmarkEnd w:id="7"/>
     </w:p>
     <w:p>
       <w:pPr>
@@ -6563,11 +6562,11 @@
       <w:pPr>
         <w:pStyle w:val="Ttulo2"/>
       </w:pPr>
-      <w:bookmarkStart w:id="9" w:name="_Toc243329836"/>
+      <w:bookmarkStart w:id="8" w:name="_Toc243329836"/>
       <w:r>
         <w:t>Procedimientos básicos</w:t>
       </w:r>
-      <w:bookmarkEnd w:id="9"/>
+      <w:bookmarkEnd w:id="8"/>
     </w:p>
     <w:p>
       <w:pPr>
@@ -6976,12 +6975,12 @@
       <w:pPr>
         <w:pStyle w:val="Ttulo2"/>
       </w:pPr>
-      <w:bookmarkStart w:id="10" w:name="_Toc243329837"/>
+      <w:bookmarkStart w:id="9" w:name="_Toc243329837"/>
       <w:r>
         <w:lastRenderedPageBreak/>
         <w:t>Heridas: concepto, tipos y manejo básico</w:t>
       </w:r>
-      <w:bookmarkEnd w:id="10"/>
+      <w:bookmarkEnd w:id="9"/>
     </w:p>
     <w:p>
       <w:pPr>
@@ -7398,11 +7397,11 @@
       <w:pPr>
         <w:pStyle w:val="Ttulo2"/>
       </w:pPr>
-      <w:bookmarkStart w:id="11" w:name="_Toc243329838"/>
+      <w:bookmarkStart w:id="10" w:name="_Toc243329838"/>
       <w:r>
         <w:t>Tipos de hemorragia</w:t>
       </w:r>
-      <w:bookmarkEnd w:id="11"/>
+      <w:bookmarkEnd w:id="10"/>
     </w:p>
     <w:p>
       <w:pPr>
@@ -7852,7 +7851,19 @@
         <w:rPr>
           <w:lang w:val="es-419" w:eastAsia="es-CO"/>
         </w:rPr>
-        <w:t xml:space="preserve"> el primer respondiente puede hacer mucho; frente a la interna lo esencial es reconocerla. Se mantiene a la persona acostada y abrigada, no se le da nada por vía oral y se comunica la sospecha al sistema de emergencias para acelerar el traslado (American </w:t>
+        <w:t xml:space="preserve"> el primer respondiente puede hacer mucho; frente a la interna</w:t>
+      </w:r>
+      <w:r>
+        <w:rPr>
+          <w:lang w:val="es-419" w:eastAsia="es-CO"/>
+        </w:rPr>
+        <w:t>,</w:t>
+      </w:r>
+      <w:r>
+        <w:rPr>
+          <w:lang w:val="es-419" w:eastAsia="es-CO"/>
+        </w:rPr>
+        <w:t xml:space="preserve"> lo esencial es reconocerla. Se mantiene a la persona acostada y abrigada, no se le da nada por vía oral y se comunica la sospecha al sistema de emergencias para acelerar el traslado (American </w:t>
       </w:r>
       <w:proofErr w:type="spellStart"/>
       <w:r>
@@ -8099,11 +8110,11 @@
       <w:pPr>
         <w:pStyle w:val="Ttulo2"/>
       </w:pPr>
-      <w:bookmarkStart w:id="12" w:name="_Toc243329839"/>
+      <w:bookmarkStart w:id="11" w:name="_Toc243329839"/>
       <w:r>
         <w:t>Técnicas de control de hemorragias externas</w:t>
       </w:r>
-      <w:bookmarkEnd w:id="12"/>
+      <w:bookmarkEnd w:id="11"/>
     </w:p>
     <w:p>
       <w:pPr>
@@ -8797,12 +8808,12 @@
       <w:pPr>
         <w:pStyle w:val="Ttulo1"/>
       </w:pPr>
-      <w:bookmarkStart w:id="13" w:name="_Toc243329840"/>
+      <w:bookmarkStart w:id="12" w:name="_Toc243329840"/>
       <w:r>
         <w:lastRenderedPageBreak/>
         <w:t>Manejo de la vía aérea y lesiones osteomusculares</w:t>
       </w:r>
-      <w:bookmarkEnd w:id="13"/>
+      <w:bookmarkEnd w:id="12"/>
     </w:p>
     <w:p>
       <w:pPr>
@@ -9027,11 +9038,11 @@
       <w:pPr>
         <w:pStyle w:val="Ttulo2"/>
       </w:pPr>
-      <w:bookmarkStart w:id="14" w:name="_Toc243329841"/>
+      <w:bookmarkStart w:id="13" w:name="_Toc243329841"/>
       <w:r>
         <w:t>Permeabilización de la vía aérea</w:t>
       </w:r>
-      <w:bookmarkEnd w:id="14"/>
+      <w:bookmarkEnd w:id="13"/>
     </w:p>
     <w:p>
       <w:pPr>
@@ -9484,11 +9495,11 @@
       <w:pPr>
         <w:pStyle w:val="Ttulo2"/>
       </w:pPr>
-      <w:bookmarkStart w:id="15" w:name="_Toc243329842"/>
+      <w:bookmarkStart w:id="14" w:name="_Toc243329842"/>
       <w:r>
         <w:t>Posición lateral y protección térmica</w:t>
       </w:r>
-      <w:bookmarkEnd w:id="15"/>
+      <w:bookmarkEnd w:id="14"/>
     </w:p>
     <w:p>
       <w:pPr>
@@ -10171,11 +10182,11 @@
       <w:pPr>
         <w:pStyle w:val="Ttulo2"/>
       </w:pPr>
-      <w:bookmarkStart w:id="16" w:name="_Toc243329843"/>
+      <w:bookmarkStart w:id="15" w:name="_Toc243329843"/>
       <w:r>
         <w:t>Lesiones osteomusculares y articulares</w:t>
       </w:r>
-      <w:bookmarkEnd w:id="16"/>
+      <w:bookmarkEnd w:id="15"/>
     </w:p>
     <w:p>
       <w:pPr>
@@ -10913,11 +10924,11 @@
       <w:pPr>
         <w:pStyle w:val="Ttulo2"/>
       </w:pPr>
-      <w:bookmarkStart w:id="17" w:name="_Toc243329844"/>
+      <w:bookmarkStart w:id="16" w:name="_Toc243329844"/>
       <w:r>
         <w:t>Inmovilización: principios y técnicas básicas</w:t>
       </w:r>
-      <w:bookmarkEnd w:id="17"/>
+      <w:bookmarkEnd w:id="16"/>
     </w:p>
     <w:p>
       <w:pPr>
@@ -11534,12 +11545,12 @@
       <w:pPr>
         <w:pStyle w:val="Ttulo1"/>
       </w:pPr>
-      <w:bookmarkStart w:id="18" w:name="_Toc243329845"/>
+      <w:bookmarkStart w:id="17" w:name="_Toc243329845"/>
       <w:r>
         <w:lastRenderedPageBreak/>
         <w:t>Reconocimiento de eventos críticos</w:t>
       </w:r>
-      <w:bookmarkEnd w:id="18"/>
+      <w:bookmarkEnd w:id="17"/>
     </w:p>
     <w:p>
       <w:pPr>
@@ -12198,12 +12209,12 @@
       <w:pPr>
         <w:pStyle w:val="Ttulo2"/>
       </w:pPr>
-      <w:bookmarkStart w:id="19" w:name="_Toc243329846"/>
+      <w:bookmarkStart w:id="18" w:name="_Toc243329846"/>
       <w:r>
         <w:lastRenderedPageBreak/>
         <w:t>Convulsiones y desmayo</w:t>
       </w:r>
-      <w:bookmarkEnd w:id="19"/>
+      <w:bookmarkEnd w:id="18"/>
     </w:p>
     <w:p>
       <w:pPr>
@@ -12494,23 +12505,37 @@
       <w:pPr>
         <w:pStyle w:val="Ttulo2"/>
       </w:pPr>
-      <w:bookmarkStart w:id="20" w:name="_Toc243329847"/>
+      <w:bookmarkStart w:id="19" w:name="_Toc243329847"/>
       <w:r>
         <w:t>Infarto y accidente cerebrovascular</w:t>
       </w:r>
+      <w:bookmarkEnd w:id="19"/>
+    </w:p>
+    <w:p>
+      <w:pPr>
+        <w:rPr>
+          <w:lang w:val="es-419" w:eastAsia="es-CO"/>
+        </w:rPr>
+      </w:pPr>
+      <w:r>
+        <w:rPr>
+          <w:lang w:val="es-419" w:eastAsia="es-CO"/>
+        </w:rPr>
+        <w:t>El corazón y el cerebro toleran muy poco tiempo sin riego sanguíneo. Cuando ese riego se interrumpe</w:t>
+      </w:r>
+      <w:r>
+        <w:rPr>
+          <w:lang w:val="es-419" w:eastAsia="es-CO"/>
+        </w:rPr>
+        <w:t>,</w:t>
+      </w:r>
+      <w:bookmarkStart w:id="20" w:name="_GoBack"/>
       <w:bookmarkEnd w:id="20"/>
-    </w:p>
-    <w:p>
-      <w:pPr>
-        <w:rPr>
-          <w:lang w:val="es-419" w:eastAsia="es-CO"/>
-        </w:rPr>
-      </w:pPr>
-      <w:r>
-        <w:rPr>
-          <w:lang w:val="es-419" w:eastAsia="es-CO"/>
-        </w:rPr>
-        <w:t>El corazón y el cerebro toleran muy poco tiempo sin riego sanguíneo. Cuando ese riego se interrumpe aparecen el infarto agudo de miocardio y el accidente cerebrovascular (ACV), que comprometen de manera directa la vida de la persona. Ambos requieren reconocimiento inmediato y activación urgente del sistema de emergencias, ya que el tiempo de intervención es un factor determinante en el pronóstico.</w:t>
+      <w:r>
+        <w:rPr>
+          <w:lang w:val="es-419" w:eastAsia="es-CO"/>
+        </w:rPr>
+        <w:t xml:space="preserve"> aparecen el infarto agudo de miocardio y el accidente cerebrovascular (ACV), que comprometen de manera directa la vida de la persona. Ambos requieren reconocimiento inmediato y activación urgente del sistema de emergencias, ya que el tiempo de intervención es un factor determinante en el pronóstico.</w:t>
       </w:r>
     </w:p>
     <w:p>
@@ -17784,13 +17809,8 @@
               <w:pStyle w:val="TextoTablas"/>
             </w:pPr>
             <w:r>
-              <w:t xml:space="preserve">Ernesto Navarro </w:t>
-            </w:r>
-            <w:proofErr w:type="spellStart"/>
-            <w:r>
-              <w:t>Jaimes</w:t>
-            </w:r>
-            <w:proofErr w:type="spellEnd"/>
+              <w:t>Ernesto Navarro Jaimes</w:t>
+            </w:r>
           </w:p>
         </w:tc>
         <w:tc>
@@ -17980,6 +18000,7 @@
         <w:docPartUnique/>
       </w:docPartObj>
     </w:sdtPr>
+    <w:sdtEndPr/>
     <w:sdtContent>
       <w:p>
         <w:pPr>
@@ -24570,6 +24591,17 @@
 </file>
 
 <file path=customXml/item1.xml><?xml version="1.0" encoding="utf-8"?>
+<p:properties xmlns:p="http://schemas.microsoft.com/office/2006/metadata/properties" xmlns:xsi="http://www.w3.org/2001/XMLSchema-instance" xmlns:pc="http://schemas.microsoft.com/office/infopath/2007/PartnerControls">
+  <documentManagement>
+    <TaxCatchAll xmlns="13c90a0b-73bc-4dc0-be5f-28d77b615beb" xsi:nil="true"/>
+    <lcf76f155ced4ddcb4097134ff3c332f xmlns="13c93bba-48ce-428c-bfe5-88b42c19b028">
+      <Terms xmlns="http://schemas.microsoft.com/office/infopath/2007/PartnerControls"/>
+    </lcf76f155ced4ddcb4097134ff3c332f>
+  </documentManagement>
+</p:properties>
+</file>
+
+<file path=customXml/item2.xml><?xml version="1.0" encoding="utf-8"?>
 <ct:contentTypeSchema xmlns:ct="http://schemas.microsoft.com/office/2006/metadata/contentType" xmlns:ma="http://schemas.microsoft.com/office/2006/metadata/properties/metaAttributes" ct:_="" ma:_="" ma:contentTypeName="Documento" ma:contentTypeID="0x0101006A81D6BD42E8DF4C91013959704817E1" ma:contentTypeVersion="15" ma:contentTypeDescription="Crear nuevo documento." ma:contentTypeScope="" ma:versionID="bf4f72ffd194f0963ff564daca6869f7">
   <xsd:schema xmlns:xsd="http://www.w3.org/2001/XMLSchema" xmlns:xs="http://www.w3.org/2001/XMLSchema" xmlns:p="http://schemas.microsoft.com/office/2006/metadata/properties" xmlns:ns2="13c90a0b-73bc-4dc0-be5f-28d77b615beb" xmlns:ns3="13c93bba-48ce-428c-bfe5-88b42c19b028" targetNamespace="http://schemas.microsoft.com/office/2006/metadata/properties" ma:root="true" ma:fieldsID="8718d6f4873a5b1392a45044efa78385" ns2:_="" ns3:_="">
     <xsd:import namespace="13c90a0b-73bc-4dc0-be5f-28d77b615beb"/>
@@ -24804,17 +24836,6 @@
 </ct:contentTypeSchema>
 </file>
 
-<file path=customXml/item2.xml><?xml version="1.0" encoding="utf-8"?>
-<p:properties xmlns:p="http://schemas.microsoft.com/office/2006/metadata/properties" xmlns:xsi="http://www.w3.org/2001/XMLSchema-instance" xmlns:pc="http://schemas.microsoft.com/office/infopath/2007/PartnerControls">
-  <documentManagement>
-    <TaxCatchAll xmlns="13c90a0b-73bc-4dc0-be5f-28d77b615beb" xsi:nil="true"/>
-    <lcf76f155ced4ddcb4097134ff3c332f xmlns="13c93bba-48ce-428c-bfe5-88b42c19b028">
-      <Terms xmlns="http://schemas.microsoft.com/office/infopath/2007/PartnerControls"/>
-    </lcf76f155ced4ddcb4097134ff3c332f>
-  </documentManagement>
-</p:properties>
-</file>
-
 <file path=customXml/item3.xml><?xml version="1.0" encoding="utf-8"?>
 <?mso-contentType ?>
 <FormTemplates xmlns="http://schemas.microsoft.com/sharepoint/v3/contenttype/forms">
@@ -24829,6 +24850,17 @@
 </file>
 
 <file path=customXml/itemProps1.xml><?xml version="1.0" encoding="utf-8"?>
+<ds:datastoreItem xmlns:ds="http://schemas.openxmlformats.org/officeDocument/2006/customXml" ds:itemID="{1279454D-02BE-4A9C-A117-DCD1573E2608}">
+  <ds:schemaRefs>
+    <ds:schemaRef ds:uri="http://schemas.microsoft.com/office/2006/metadata/properties"/>
+    <ds:schemaRef ds:uri="http://schemas.microsoft.com/office/infopath/2007/PartnerControls"/>
+    <ds:schemaRef ds:uri="13c90a0b-73bc-4dc0-be5f-28d77b615beb"/>
+    <ds:schemaRef ds:uri="13c93bba-48ce-428c-bfe5-88b42c19b028"/>
+  </ds:schemaRefs>
+</ds:datastoreItem>
+</file>
+
+<file path=customXml/itemProps2.xml><?xml version="1.0" encoding="utf-8"?>
 <ds:datastoreItem xmlns:ds="http://schemas.openxmlformats.org/officeDocument/2006/customXml" ds:itemID="{59065960-E0CA-4804-83B5-320CBCDCC160}">
   <ds:schemaRefs>
     <ds:schemaRef ds:uri="http://schemas.microsoft.com/office/2006/metadata/contentType"/>
@@ -24847,17 +24879,6 @@
 </ds:datastoreItem>
 </file>
 
-<file path=customXml/itemProps2.xml><?xml version="1.0" encoding="utf-8"?>
-<ds:datastoreItem xmlns:ds="http://schemas.openxmlformats.org/officeDocument/2006/customXml" ds:itemID="{1279454D-02BE-4A9C-A117-DCD1573E2608}">
-  <ds:schemaRefs>
-    <ds:schemaRef ds:uri="http://schemas.microsoft.com/office/2006/metadata/properties"/>
-    <ds:schemaRef ds:uri="http://schemas.microsoft.com/office/infopath/2007/PartnerControls"/>
-    <ds:schemaRef ds:uri="13c90a0b-73bc-4dc0-be5f-28d77b615beb"/>
-    <ds:schemaRef ds:uri="13c93bba-48ce-428c-bfe5-88b42c19b028"/>
-  </ds:schemaRefs>
-</ds:datastoreItem>
-</file>
-
 <file path=customXml/itemProps3.xml><?xml version="1.0" encoding="utf-8"?>
 <ds:datastoreItem xmlns:ds="http://schemas.openxmlformats.org/officeDocument/2006/customXml" ds:itemID="{10663269-2064-4804-8290-36D4A57F5557}">
   <ds:schemaRefs>
@@ -24867,7 +24888,7 @@
 </file>
 
 <file path=customXml/itemProps4.xml><?xml version="1.0" encoding="utf-8"?>
-<ds:datastoreItem xmlns:ds="http://schemas.openxmlformats.org/officeDocument/2006/customXml" ds:itemID="{7FA6EC21-08E0-4005-B612-80DD88B52BAA}">
+<ds:datastoreItem xmlns:ds="http://schemas.openxmlformats.org/officeDocument/2006/customXml" ds:itemID="{B8ED5243-068A-4AF5-9C76-4709D7FE465D}">
   <ds:schemaRefs>
     <ds:schemaRef ds:uri="http://schemas.openxmlformats.org/officeDocument/2006/bibliography"/>
   </ds:schemaRefs>
